--- a/rapport/Rapport_Experiences_Resultats.docx
+++ b/rapport/Rapport_Experiences_Resultats.docx
@@ -3862,7 +3862,124 @@
         <w:rPr>
           <w:rFonts w:ascii="Calibri" w:cs="Calibri" w:eastAsia="Calibri" w:hAnsi="Calibri"/>
         </w:rPr>
-        <w:t xml:space="preserve">6. Analyse critique et limites</w:t>
+        <w:t xml:space="preserve">6. Le contrôle d'âge à l'épreuve : diagnostic d'un défaut de données</w:t>
+      </w:r>
+    </w:p>
+    <w:p>
+      <w:pPr>
+        <w:spacing w:after="160" w:line="300"/>
+        <w:jc w:val="both"/>
+      </w:pPr>
+      <w:r>
+        <w:rPr>
+          <w:rFonts w:ascii="Calibri" w:cs="Calibri" w:eastAsia="Calibri" w:hAnsi="Calibri"/>
+          <w:sz w:val="22"/>
+          <w:szCs w:val="22"/>
+        </w:rPr>
+        <w:t xml:space="preserve">La MAE d'âge de 12,5 ans du §2 est trop élevée pour être imputée au seul bruit de mesure. Nous avons donc instrumenté le modèle plutôt que de commenter un agrégat : au lieu d'une erreur moyenne, nous mesurons la fonction de réponse du générateur, c'est-à-dire l'âge effectivement perçu sur les visages produits en fonction de l'âge demandé. Le protocole tire 14 âges de consigne régulièrement espacés sur 18-70 ans, génère 48 visages par consigne (genre et peau aléatoires, w = 3, DDIM 50 pas) et fait juger chaque lot par le classifieur d'attributs (script src/age_response.py).</w:t>
+      </w:r>
+    </w:p>
+    <w:p>
+      <w:pPr>
+        <w:spacing w:after="60" w:before="160"/>
+        <w:jc w:val="center"/>
+      </w:pPr>
+      <w:r>
+        <w:drawing>
+          <wp:inline distT="0" distB="0" distL="0" distR="0">
+            <wp:extent cx="5029200" cy="3592285"/>
+            <wp:effectExtent t="0" r="0" b="0" l="0"/>
+            <wp:docPr id="90" name="" descr="" title=""/>
+            <wp:cNvGraphicFramePr>
+              <a:graphicFrameLocks xmlns:a="http://schemas.openxmlformats.org/drawingml/2006/main" noChangeAspect="1"/>
+            </wp:cNvGraphicFramePr>
+            <a:graphic xmlns:a="http://schemas.openxmlformats.org/drawingml/2006/main">
+              <a:graphicData uri="http://schemas.openxmlformats.org/drawingml/2006/picture">
+                <pic:pic xmlns:pic="http://schemas.openxmlformats.org/drawingml/2006/picture">
+                  <pic:nvPicPr>
+                    <pic:cNvPr id="0" name="" descr=""/>
+                    <pic:cNvPicPr>
+                      <a:picLocks noChangeAspect="1" noChangeArrowheads="1"/>
+                    </pic:cNvPicPr>
+                  </pic:nvPicPr>
+                  <pic:blipFill>
+                    <a:blip r:embed="rId13" cstate="none"/>
+                    <a:srcRect/>
+                    <a:stretch>
+                      <a:fillRect/>
+                    </a:stretch>
+                  </pic:blipFill>
+                  <pic:spPr bwMode="auto">
+                    <a:xfrm>
+                      <a:off x="0" y="0"/>
+                      <a:ext cx="5029200" cy="3592285"/>
+                    </a:xfrm>
+                    <a:prstGeom prst="rect">
+                      <a:avLst/>
+                    </a:prstGeom>
+                  </pic:spPr>
+                </pic:pic>
+              </a:graphicData>
+            </a:graphic>
+          </wp:inline>
+        </w:drawing>
+      </w:r>
+    </w:p>
+    <w:p>
+      <w:pPr>
+        <w:spacing w:after="220"/>
+        <w:jc w:val="center"/>
+      </w:pPr>
+      <w:r>
+        <w:rPr>
+          <w:rFonts w:ascii="Calibri" w:cs="Calibri" w:eastAsia="Calibri" w:hAnsi="Calibri"/>
+          <w:i/>
+          <w:iCs/>
+          <w:color w:val="666666"/>
+          <w:sz w:val="18"/>
+          <w:szCs w:val="18"/>
+        </w:rPr>
+        <w:t xml:space="preserve">Figure 5 - Fonction de réponse en âge du DDPM v1. En pointillés, le contrôle parfait ; en rouge, la réponse mesurée (moyenne ± écart-type sur 48 visages). La bande bleue délimite le support d'âge réellement présent dans les données d'entraînement, les traits verticaux les cinq seules valeurs d'âge que le modèle a pu observer.</w:t>
+      </w:r>
+    </w:p>
+    <w:p>
+      <w:pPr>
+        <w:spacing w:after="160" w:line="300"/>
+        <w:jc w:val="both"/>
+      </w:pPr>
+      <w:r>
+        <w:rPr>
+          <w:rFonts w:ascii="Calibri" w:cs="Calibri" w:eastAsia="Calibri" w:hAnsi="Calibri"/>
+          <w:sz w:val="22"/>
+          <w:szCs w:val="22"/>
+        </w:rPr>
+        <w:t xml:space="preserve">Le résultat est sans appel : la réponse est plate. L'âge perçu reste confiné entre 36,4 et 44,1 ans — une amplitude de 7,7 ans — alors que la consigne balaie 52 ans. Le modèle ne se contente pas d'être imprécis sur l'âge : il ignore la condition et reproduit systématiquement l'âge moyen du jeu de données. La MAE de 12,5 ans n'est donc pas une erreur de contrôle, c'est la dispersion résiduelle d'une distribution non conditionnée.</w:t>
+      </w:r>
+    </w:p>
+    <w:p>
+      <w:pPr>
+        <w:pStyle w:val="Heading2"/>
+        <w:spacing w:after="120" w:before="240"/>
+      </w:pPr>
+      <w:r>
+        <w:rPr>
+          <w:rFonts w:ascii="Calibri" w:cs="Calibri" w:eastAsia="Calibri" w:hAnsi="Calibri"/>
+        </w:rPr>
+        <w:t xml:space="preserve">6.1 Cause racine : un support d'entraînement dégénéré</w:t>
+      </w:r>
+    </w:p>
+    <w:p>
+      <w:pPr>
+        <w:spacing w:after="160" w:line="300"/>
+        <w:jc w:val="both"/>
+      </w:pPr>
+      <w:r>
+        <w:rPr>
+          <w:rFonts w:ascii="Calibri" w:cs="Calibri" w:eastAsia="Calibri" w:hAnsi="Calibri"/>
+          <w:sz w:val="22"/>
+          <w:szCs w:val="22"/>
+        </w:rPr>
+        <w:t xml:space="preserve">L'explication n'est pas dans le modèle mais dans le chargeur de données. FairFace n'annote pas l'âge à l'année mais par tranches (0-2, 3-9, 10-19, 20-29, …). Notre pipeline ramenait chaque tranche à son point médian, puis appliquait le filtre 18-70 ans imposé par le sujet. L'enchaînement de ces deux opérations, anodin en apparence, a deux conséquences que la lecture des seules métriques agrégées ne pouvait pas révéler :</w:t>
       </w:r>
     </w:p>
     <w:p>
@@ -3883,7 +4000,7 @@
           <w:sz w:val="22"/>
           <w:szCs w:val="22"/>
         </w:rPr>
-        <w:t xml:space="preserve">MAE d'âge élevée (~12,5 ans) : </w:t>
+        <w:t xml:space="preserve">Support réduit à cinq points : </w:t>
       </w:r>
       <w:r>
         <w:rPr>
@@ -3891,7 +4008,7 @@
           <w:sz w:val="22"/>
           <w:szCs w:val="22"/>
         </w:rPr>
-        <w:t xml:space="preserve">trois facteurs se cumulent - l'annotation FairFace par tranches (le « vrai » âge est déjà approximé au milieu de tranche), le juge qui commet 6,5 ans d'erreur sur images réelles, et la difficulté intrinsèque d'estimer l'âge à 48 px. L'erreur imputable au seul générateur est donc nettement inférieure au chiffre brut ; la Figure 4 montre que l'ordre des âges est, lui, bien appris.</w:t>
+        <w:t xml:space="preserve">après filtrage, les seuls âges présents dans les 64 599 images d'entraînement sont 24,5, 34,5, 44,5, 54,5 et 64,5 ans. L'encodage sinusoïdal continu de l'âge, choisi précisément pour permettre un contrôle continu, n'a jamais reçu qu'un signal à cinq niveaux.</w:t>
       </w:r>
     </w:p>
     <w:p>
@@ -3912,7 +4029,7 @@
           <w:sz w:val="22"/>
           <w:szCs w:val="22"/>
         </w:rPr>
-        <w:t xml:space="preserve">Résolution 48 px : </w:t>
+        <w:t xml:space="preserve">Tranche 18-19 ans entièrement perdue : </w:t>
       </w:r>
       <w:r>
         <w:rPr>
@@ -3920,7 +4037,113 @@
           <w:sz w:val="22"/>
           <w:szCs w:val="22"/>
         </w:rPr>
-        <w:t xml:space="preserve">choix de budget (18 h d'entraînement sur MPS). Les FID absolus (40-67) ne sont pas comparables aux références haute résolution de la littérature (StyleGAN2 ~3 sur FFHQ 1024 px) ; seules les comparaisons internes, à protocole constant, sont interprétables - c'est ainsi qu'elles sont présentées.</w:t>
+        <w:t xml:space="preserve">la tranche 10-19 a pour point médian 15 ans, éliminé par le filtre — alors qu'elle contient les 18 et 19 ans explicitement demandés par le cahier des charges. 9 103 images ont ainsi été écartées à tort.</w:t>
+      </w:r>
+    </w:p>
+    <w:p>
+      <w:pPr>
+        <w:spacing w:after="160" w:line="300"/>
+        <w:jc w:val="both"/>
+      </w:pPr>
+      <w:r>
+        <w:rPr>
+          <w:rFonts w:ascii="Calibri" w:cs="Calibri" w:eastAsia="Calibri" w:hAnsi="Calibri"/>
+          <w:sz w:val="22"/>
+          <w:szCs w:val="22"/>
+        </w:rPr>
+        <w:t xml:space="preserve">Le protocole d'évaluation amplifiait le phénomène : les conditions d'âge y étaient tirées uniformément sur 18-70 ans, donc majoritairement hors du support appris. Mesurée dans le seul support d'entraînement, la MAE tombe à 10,8 ans contre 14,3 ans en tirage uniforme ; l'écart chiffre le coût de l'extrapolation. Les deux protocoles sont désormais rapportés séparément (option --age-sampling support | uniform).</w:t>
+      </w:r>
+    </w:p>
+    <w:p>
+      <w:pPr>
+        <w:spacing w:after="160" w:line="300"/>
+        <w:jc w:val="both"/>
+      </w:pPr>
+      <w:r>
+        <w:rPr>
+          <w:rFonts w:ascii="Calibri" w:cs="Calibri" w:eastAsia="Calibri" w:hAnsi="Calibri"/>
+          <w:sz w:val="22"/>
+          <w:szCs w:val="22"/>
+        </w:rPr>
+        <w:t xml:space="preserve">Deux éléments confirment que le défaut est spécifique à l'âge et non un échec général du conditionnement. D'une part le genre (89,6 %) et la peau (45,8 %, pour un plafond de juge à 62 %) sont correctement suivis, et leurs supports d'entraînement sont complets. D'autre part le balayage du guidage (§3) montre des pentes très différentes selon l'attribut : de w = 1 à w = 8, la fidélité au genre passe de 71,1 % à 97,0 % et celle à la peau de 25,6 % à 64,8 %, tandis que la MAE d'âge ne gagne que 2,9 ans (14,0 → 11,1). Amplifier le guidage ne fait pas émerger une information que les données n'ont jamais portée.</w:t>
+      </w:r>
+    </w:p>
+    <w:p>
+      <w:pPr>
+        <w:pStyle w:val="Heading2"/>
+        <w:spacing w:after="120" w:before="240"/>
+      </w:pPr>
+      <w:r>
+        <w:rPr>
+          <w:rFonts w:ascii="Calibri" w:cs="Calibri" w:eastAsia="Calibri" w:hAnsi="Calibri"/>
+        </w:rPr>
+        <w:t xml:space="preserve">6.2 Ce qu'une correction à l'inférence peut, et ne peut pas, faire</w:t>
+      </w:r>
+    </w:p>
+    <w:p>
+      <w:pPr>
+        <w:spacing w:after="160" w:line="300"/>
+        <w:jc w:val="both"/>
+      </w:pPr>
+      <w:r>
+        <w:rPr>
+          <w:rFonts w:ascii="Calibri" w:cs="Calibri" w:eastAsia="Calibri" w:hAnsi="Calibri"/>
+          <w:sz w:val="22"/>
+          <w:szCs w:val="22"/>
+        </w:rPr>
+        <w:t xml:space="preserve">Nous avons d'abord cherché une correction sans ré-entraînement. La réponse mesurée étant monotone par morceaux, on peut en principe l'inverser et injecter, pour un âge voulu, la valeur de condition qui le produit réellement (calibration post-hoc, src/sampling.py). Cette voie est ici sans objet : une fonction d'amplitude 7,7 ans n'est pas inversible sur une plage de 52 ans. Le code le détecte et refuse la calibration (applicable : false) au lieu d'habiller une absence de contrôle par une table de correspondance. Nous le mentionnons parce que la tentation inverse — publier une calibration qui « améliore » la métrique sans rien changer au modèle — est exactement le type d'artefact qu'une évaluation de système génératif doit exclure.</w:t>
+      </w:r>
+    </w:p>
+    <w:p>
+      <w:pPr>
+        <w:spacing w:after="160" w:line="300"/>
+        <w:jc w:val="both"/>
+      </w:pPr>
+      <w:r>
+        <w:rPr>
+          <w:rFonts w:ascii="Calibri" w:cs="Calibri" w:eastAsia="Calibri" w:hAnsi="Calibri"/>
+          <w:sz w:val="22"/>
+          <w:szCs w:val="22"/>
+        </w:rPr>
+        <w:t xml:space="preserve">La seconde mitigation reste valide : l'échantillonnage par rejet (best-of-k). On génère k candidats pour une même condition et on retient celui que le classifieur juge le plus conforme (Azadi et al., 2019). Le gain est réel mais borné par la dispersion du modèle (σ ≈ 6 ans), et se paie d'un coût d'échantillonnage multiplié par k ainsi que d'une légère perte de diversité intra-condition. L'option est exposée dans le démonstrateur (--best-of).</w:t>
+      </w:r>
+    </w:p>
+    <w:p>
+      <w:pPr>
+        <w:pStyle w:val="Heading2"/>
+        <w:spacing w:after="120" w:before="240"/>
+      </w:pPr>
+      <w:r>
+        <w:rPr>
+          <w:rFonts w:ascii="Calibri" w:cs="Calibri" w:eastAsia="Calibri" w:hAnsi="Calibri"/>
+        </w:rPr>
+        <w:t xml:space="preserve">6.3 Correction à la racine et ré-entraînement</w:t>
+      </w:r>
+    </w:p>
+    <w:p>
+      <w:pPr>
+        <w:spacing w:after="160" w:line="300"/>
+        <w:jc w:val="both"/>
+      </w:pPr>
+      <w:r>
+        <w:rPr>
+          <w:rFonts w:ascii="Calibri" w:cs="Calibri" w:eastAsia="Calibri" w:hAnsi="Calibri"/>
+          <w:sz w:val="22"/>
+          <w:szCs w:val="22"/>
+        </w:rPr>
+        <w:t xml:space="preserve">La seule correction rétablissant un contrôle véritable porte sur les données. Le mode --age-jitter tire l'âge uniformément dans la tranche annotée, bornée à 18-70 ans, au lieu d'en prendre le point médian. Le support redevient continu (285 valeurs distinctes sur un échantillon de 300 tirages, contre 5) et les 18-19 ans sont récupérés : le jeu d'entraînement passe de 64 599 à 73 702 images. Le modèle est repris depuis le checkpoint existant — les 18 heures déjà investies ne sont pas perdues — et affiné à faible pas d'apprentissage (5e-5) dans un répertoire distinct, afin que la comparaison avant/après reste reproductible.</w:t>
+      </w:r>
+    </w:p>
+    <w:p>
+      <w:pPr>
+        <w:pStyle w:val="Heading1"/>
+        <w:spacing w:after="200" w:before="360"/>
+      </w:pPr>
+      <w:r>
+        <w:rPr>
+          <w:rFonts w:ascii="Calibri" w:cs="Calibri" w:eastAsia="Calibri" w:hAnsi="Calibri"/>
+        </w:rPr>
+        <w:t xml:space="preserve">7. Analyse critique et limites</w:t>
       </w:r>
     </w:p>
     <w:p>
@@ -3941,7 +4164,7 @@
           <w:sz w:val="22"/>
           <w:szCs w:val="22"/>
         </w:rPr>
-        <w:t xml:space="preserve">Artefacts résiduels : </w:t>
+        <w:t xml:space="preserve">MAE d'âge élevée (~12,5 ans) : </w:t>
       </w:r>
       <w:r>
         <w:rPr>
@@ -3949,7 +4172,7 @@
           <w:sz w:val="22"/>
           <w:szCs w:val="22"/>
         </w:rPr>
-        <w:t xml:space="preserve">environ 10-15 % des tirages présentent des textures saturées, fréquence qui augmente avec w (cohérent avec la dégradation du FID mesurée en §3). Baisser w ou augmenter les pas DDIM les réduit.</w:t>
+        <w:t xml:space="preserve">le §6 en établit la cause dominante — un support d'âge dégénéré à cinq valeurs, qui rend la condition d'âge inopérante sur le modèle v1. Deux facteurs de mesure s'y ajoutent, sans l'expliquer : le juge commet déjà 6,5 ans d'erreur sur images réelles, et l'âge est difficile à estimer à 48 px. La planche d'interpolation (Figure 4) donne une impression de progression d'âge que la mesure systématique du §6 ne confirme pas : elle illustre la continuité de la trajectoire dans l'espace d'embedding, pas la fidélité de l'âge produit.</w:t>
       </w:r>
     </w:p>
     <w:p>
@@ -3970,7 +4193,7 @@
           <w:sz w:val="22"/>
           <w:szCs w:val="22"/>
         </w:rPr>
-        <w:t xml:space="preserve">Fidélité peau inégale : </w:t>
+        <w:t xml:space="preserve">Résolution 48 px : </w:t>
       </w:r>
       <w:r>
         <w:rPr>
@@ -3978,6 +4201,64 @@
           <w:sz w:val="22"/>
           <w:szCs w:val="22"/>
         </w:rPr>
+        <w:t xml:space="preserve">choix de budget (18 h d'entraînement sur MPS). Les FID absolus (40-67) ne sont pas comparables aux références haute résolution de la littérature (StyleGAN2 ~3 sur FFHQ 1024 px) ; seules les comparaisons internes, à protocole constant, sont interprétables - c'est ainsi qu'elles sont présentées.</w:t>
+      </w:r>
+    </w:p>
+    <w:p>
+      <w:pPr>
+        <w:pStyle w:val="ListParagraph"/>
+        <w:numPr>
+          <w:ilvl w:val="0"/>
+          <w:numId w:val="2"/>
+        </w:numPr>
+        <w:spacing w:after="80" w:line="300"/>
+        <w:jc w:val="both"/>
+      </w:pPr>
+      <w:r>
+        <w:rPr>
+          <w:rFonts w:ascii="Calibri" w:cs="Calibri" w:eastAsia="Calibri" w:hAnsi="Calibri"/>
+          <w:b/>
+          <w:bCs/>
+          <w:sz w:val="22"/>
+          <w:szCs w:val="22"/>
+        </w:rPr>
+        <w:t xml:space="preserve">Artefacts résiduels : </w:t>
+      </w:r>
+      <w:r>
+        <w:rPr>
+          <w:rFonts w:ascii="Calibri" w:cs="Calibri" w:eastAsia="Calibri" w:hAnsi="Calibri"/>
+          <w:sz w:val="22"/>
+          <w:szCs w:val="22"/>
+        </w:rPr>
+        <w:t xml:space="preserve">environ 10-15 % des tirages présentent des textures saturées, fréquence qui augmente avec w (cohérent avec la dégradation du FID mesurée en §3). Baisser w ou augmenter les pas DDIM les réduit.</w:t>
+      </w:r>
+    </w:p>
+    <w:p>
+      <w:pPr>
+        <w:pStyle w:val="ListParagraph"/>
+        <w:numPr>
+          <w:ilvl w:val="0"/>
+          <w:numId w:val="2"/>
+        </w:numPr>
+        <w:spacing w:after="80" w:line="300"/>
+        <w:jc w:val="both"/>
+      </w:pPr>
+      <w:r>
+        <w:rPr>
+          <w:rFonts w:ascii="Calibri" w:cs="Calibri" w:eastAsia="Calibri" w:hAnsi="Calibri"/>
+          <w:b/>
+          <w:bCs/>
+          <w:sz w:val="22"/>
+          <w:szCs w:val="22"/>
+        </w:rPr>
+        <w:t xml:space="preserve">Fidélité peau inégale : </w:t>
+      </w:r>
+      <w:r>
+        <w:rPr>
+          <w:rFonts w:ascii="Calibri" w:cs="Calibri" w:eastAsia="Calibri" w:hAnsi="Calibri"/>
+          <w:sz w:val="22"/>
+          <w:szCs w:val="22"/>
+        </w:rPr>
         <w:t xml:space="preserve">voir §4 ; mesure confondue avec le biais du juge.</w:t>
       </w:r>
     </w:p>
@@ -4016,7 +4297,7 @@
         <w:rPr>
           <w:rFonts w:ascii="Calibri" w:cs="Calibri" w:eastAsia="Calibri" w:hAnsi="Calibri"/>
         </w:rPr>
-        <w:t xml:space="preserve">7. Conclusion</w:t>
+        <w:t xml:space="preserve">8. Conclusion</w:t>
       </w:r>
     </w:p>
     <w:p>

--- a/rapport/Rapport_Experiences_Resultats.docx
+++ b/rapport/Rapport_Experiences_Resultats.docx
@@ -4143,7 +4143,136 @@
         <w:rPr>
           <w:rFonts w:ascii="Calibri" w:cs="Calibri" w:eastAsia="Calibri" w:hAnsi="Calibri"/>
         </w:rPr>
-        <w:t xml:space="preserve">7. Analyse critique et limites</w:t>
+        <w:t xml:space="preserve">7. Résultats du modèle corrigé (v2)</w:t>
+      </w:r>
+    </w:p>
+    <w:p>
+      <w:pPr>
+        <w:spacing w:after="160" w:line="300"/>
+        <w:jc w:val="both"/>
+      </w:pPr>
+      <w:r>
+        <w:rPr>
+          <w:rFonts w:ascii="Calibri" w:cs="Calibri" w:eastAsia="Calibri" w:hAnsi="Calibri"/>
+          <w:sz w:val="22"/>
+          <w:szCs w:val="22"/>
+        </w:rPr>
+        <w:t xml:space="preserve">Le modèle v2 reprend le checkpoint v1 et l'affine 8 epochs (99 100 steps au total) avec trois changements : support d'âge continu (--age-jitter, 73 702 images), masquage indépendant par attribut, et EMA ramenée de 0,9999 à 0,999 — à 0,9999 la demi-vie de la moyenne est d'environ trois epochs, et les poids servant à l'échantillonnage n'auraient rien reflété d'un affinage aussi court. Le répertoire d'entraînement est distinct, le modèle v1 reste disponible pour la comparaison.</w:t>
+      </w:r>
+    </w:p>
+    <w:p>
+      <w:pPr>
+        <w:pStyle w:val="Heading2"/>
+        <w:spacing w:after="120" w:before="240"/>
+      </w:pPr>
+      <w:r>
+        <w:rPr>
+          <w:rFonts w:ascii="Calibri" w:cs="Calibri" w:eastAsia="Calibri" w:hAnsi="Calibri"/>
+        </w:rPr>
+        <w:t xml:space="preserve">7.1 Le contrôle d'âge, avant et après</w:t>
+      </w:r>
+    </w:p>
+    <w:p>
+      <w:pPr>
+        <w:spacing w:after="60" w:before="160"/>
+        <w:jc w:val="center"/>
+      </w:pPr>
+      <w:r>
+        <w:drawing>
+          <wp:inline distT="0" distB="0" distL="0" distR="0">
+            <wp:extent cx="5486400" cy="2286000"/>
+            <wp:effectExtent t="0" r="0" b="0" l="0"/>
+            <wp:docPr id="90" name="" descr="" title=""/>
+            <wp:cNvGraphicFramePr>
+              <a:graphicFrameLocks xmlns:a="http://schemas.openxmlformats.org/drawingml/2006/main" noChangeAspect="1"/>
+            </wp:cNvGraphicFramePr>
+            <a:graphic xmlns:a="http://schemas.openxmlformats.org/drawingml/2006/main">
+              <a:graphicData uri="http://schemas.openxmlformats.org/drawingml/2006/picture">
+                <pic:pic xmlns:pic="http://schemas.openxmlformats.org/drawingml/2006/picture">
+                  <pic:nvPicPr>
+                    <pic:cNvPr id="0" name="" descr=""/>
+                    <pic:cNvPicPr>
+                      <a:picLocks noChangeAspect="1" noChangeArrowheads="1"/>
+                    </pic:cNvPicPr>
+                  </pic:nvPicPr>
+                  <pic:blipFill>
+                    <a:blip r:embed="rId14" cstate="none"/>
+                    <a:srcRect/>
+                    <a:stretch>
+                      <a:fillRect/>
+                    </a:stretch>
+                  </pic:blipFill>
+                  <pic:spPr bwMode="auto">
+                    <a:xfrm>
+                      <a:off x="0" y="0"/>
+                      <a:ext cx="5486400" cy="2286000"/>
+                    </a:xfrm>
+                    <a:prstGeom prst="rect">
+                      <a:avLst/>
+                    </a:prstGeom>
+                  </pic:spPr>
+                </pic:pic>
+              </a:graphicData>
+            </a:graphic>
+          </wp:inline>
+        </w:drawing>
+      </w:r>
+    </w:p>
+    <w:p>
+      <w:pPr>
+        <w:spacing w:after="220"/>
+        <w:jc w:val="center"/>
+      </w:pPr>
+      <w:r>
+        <w:rPr>
+          <w:rFonts w:ascii="Calibri" w:cs="Calibri" w:eastAsia="Calibri" w:hAnsi="Calibri"/>
+          <w:i/>
+          <w:iCs/>
+          <w:color w:val="666666"/>
+          <w:sz w:val="18"/>
+          <w:szCs w:val="18"/>
+        </w:rPr>
+        <w:t xml:space="preserve">Figure 6 - Fonction de réponse en âge : v1, v2, et v2 sous guidage d'âge compositionnel. À droite, l'erreur par âge demandé ; la ligne pointillée marque l'erreur du juge sur images réelles (6,5 ans), plancher en deçà duquel la mesure ne distingue plus rien.</w:t>
+      </w:r>
+    </w:p>
+    <w:p>
+      <w:pPr>
+        <w:spacing w:after="160" w:line="300"/>
+        <w:jc w:val="both"/>
+      </w:pPr>
+      <w:r>
+        <w:rPr>
+          <w:rFonts w:ascii="Calibri" w:cs="Calibri" w:eastAsia="Calibri" w:hAnsi="Calibri"/>
+          <w:sz w:val="22"/>
+          <w:szCs w:val="22"/>
+        </w:rPr>
+        <w:t xml:space="preserve">L'amplitude de réponse passe de 7,7 ans (v1) à 16,2 ans (v2) et à 29,7 ans en poussant le guidage propre à l'âge ; la MAE moyenne suit, de 14,3 à 11,6 puis 6,1 ans. Entre 26 et 62 ans, la courbe verte suit la diagonale et son erreur passe sous le plancher du juge : dans cette plage, nous ne mesurons plus la précision du modèle mais la résolution de l'instrument. Les extrémités 18 et 70 ans restent tirées vers le centre, là où FairFace est le plus pauvre.</w:t>
+      </w:r>
+    </w:p>
+    <w:p>
+      <w:pPr>
+        <w:spacing w:after="160" w:line="300"/>
+        <w:jc w:val="both"/>
+      </w:pPr>
+      <w:r>
+        <w:rPr>
+          <w:rFonts w:ascii="Calibri" w:cs="Calibri" w:eastAsia="Calibri" w:hAnsi="Calibri"/>
+          <w:sz w:val="22"/>
+          <w:szCs w:val="22"/>
+        </w:rPr>
+        <w:t xml:space="preserve">L'ablation sépare les trois correctifs, et aucun ne suffit seul. Corriger les seules données ne produit rien de mesurable (amplitude 5,1 ans après une epoch) : le réseau avait déjà appris à ignorer l'âge. Le masquage indépendant fait passer l'amplitude à 16,2 ans, le guidage d'âge à 29,7 ans. C'est le diagnostic du §6 qui rend cette décomposition possible : une MAE agrégée n'aurait signalé ni la cause ni la part de chaque remède.</w:t>
+      </w:r>
+    </w:p>
+    <w:p>
+      <w:pPr>
+        <w:pStyle w:val="Heading2"/>
+        <w:spacing w:after="120" w:before="240"/>
+      </w:pPr>
+      <w:r>
+        <w:rPr>
+          <w:rFonts w:ascii="Calibri" w:cs="Calibri" w:eastAsia="Calibri" w:hAnsi="Calibri"/>
+        </w:rPr>
+        <w:t xml:space="preserve">7.2 Métriques globales : v2 contre v1</w:t>
       </w:r>
     </w:p>
     <w:p>
@@ -4164,15 +4293,15 @@
           <w:sz w:val="22"/>
           <w:szCs w:val="22"/>
         </w:rPr>
-        <w:t xml:space="preserve">MAE d'âge élevée (~12,5 ans) : </w:t>
-      </w:r>
-      <w:r>
-        <w:rPr>
-          <w:rFonts w:ascii="Calibri" w:cs="Calibri" w:eastAsia="Calibri" w:hAnsi="Calibri"/>
-          <w:sz w:val="22"/>
-          <w:szCs w:val="22"/>
-        </w:rPr>
-        <w:t xml:space="preserve">le §6 en établit la cause dominante — un support d'âge dégénéré à cinq valeurs, qui rend la condition d'âge inopérante sur le modèle v1. Deux facteurs de mesure s'y ajoutent, sans l'expliquer : le juge commet déjà 6,5 ans d'erreur sur images réelles, et l'âge est difficile à estimer à 48 px. La planche d'interpolation (Figure 4) donne une impression de progression d'âge que la mesure systématique du §6 ne confirme pas : elle illustre la continuité de la trajectoire dans l'espace d'embedding, pas la fidélité de l'âge produit.</w:t>
+        <w:t xml:space="preserve">FID 40,2 → 24,0 : </w:t>
+      </w:r>
+      <w:r>
+        <w:rPr>
+          <w:rFonts w:ascii="Calibri" w:cs="Calibri" w:eastAsia="Calibri" w:hAnsi="Calibri"/>
+          <w:sz w:val="22"/>
+          <w:szCs w:val="22"/>
+        </w:rPr>
+        <w:t xml:space="preserve">gain de 40 % du réalisme distributionnel. Il ne s'attribue pas au correctif d'âge mais aux 8 epochs supplémentaires et aux 9 103 images de 18-19 ans récupérées ; nous le rapportons comme tel.</w:t>
       </w:r>
     </w:p>
     <w:p>
@@ -4193,15 +4322,15 @@
           <w:sz w:val="22"/>
           <w:szCs w:val="22"/>
         </w:rPr>
-        <w:t xml:space="preserve">Résolution 48 px : </w:t>
-      </w:r>
-      <w:r>
-        <w:rPr>
-          <w:rFonts w:ascii="Calibri" w:cs="Calibri" w:eastAsia="Calibri" w:hAnsi="Calibri"/>
-          <w:sz w:val="22"/>
-          <w:szCs w:val="22"/>
-        </w:rPr>
-        <w:t xml:space="preserve">choix de budget (18 h d'entraînement sur MPS). Les FID absolus (40-67) ne sont pas comparables aux références haute résolution de la littérature (StyleGAN2 ~3 sur FFHQ 1024 px) ; seules les comparaisons internes, à protocole constant, sont interprétables - c'est ainsi qu'elles sont présentées.</w:t>
+        <w:t xml:space="preserve">MAE d'âge 12,5 → 10,8 ans à guidage standard, </w:t>
+      </w:r>
+      <w:r>
+        <w:rPr>
+          <w:rFonts w:ascii="Calibri" w:cs="Calibri" w:eastAsia="Calibri" w:hAnsi="Calibri"/>
+          <w:sz w:val="22"/>
+          <w:szCs w:val="22"/>
+        </w:rPr>
+        <w:t xml:space="preserve">et 5,8 ans sous guidage d'âge — contre 6,5 ans d'erreur du juge sur images réelles.</w:t>
       </w:r>
     </w:p>
     <w:p>
@@ -4222,15 +4351,15 @@
           <w:sz w:val="22"/>
           <w:szCs w:val="22"/>
         </w:rPr>
-        <w:t xml:space="preserve">Artefacts résiduels : </w:t>
-      </w:r>
-      <w:r>
-        <w:rPr>
-          <w:rFonts w:ascii="Calibri" w:cs="Calibri" w:eastAsia="Calibri" w:hAnsi="Calibri"/>
-          <w:sz w:val="22"/>
-          <w:szCs w:val="22"/>
-        </w:rPr>
-        <w:t xml:space="preserve">environ 10-15 % des tirages présentent des textures saturées, fréquence qui augmente avec w (cohérent avec la dégradation du FID mesurée en §3). Baisser w ou augmenter les pas DDIM les réduit.</w:t>
+        <w:t xml:space="preserve">IS 3,35 → 3,31 et diversité LPIPS 0,401 → 0,388 : </w:t>
+      </w:r>
+      <w:r>
+        <w:rPr>
+          <w:rFonts w:ascii="Calibri" w:cs="Calibri" w:eastAsia="Calibri" w:hAnsi="Calibri"/>
+          <w:sz w:val="22"/>
+          <w:szCs w:val="22"/>
+        </w:rPr>
+        <w:t xml:space="preserve">inchangés aux fluctuations près ; aucun mode collapse n'apparaît.</w:t>
       </w:r>
     </w:p>
     <w:p>
@@ -4251,6 +4380,277 @@
           <w:sz w:val="22"/>
           <w:szCs w:val="22"/>
         </w:rPr>
+        <w:t xml:space="preserve">Genre 89,6 → 86,8 % et peau 45,8 → 44,7 % : </w:t>
+      </w:r>
+      <w:r>
+        <w:rPr>
+          <w:rFonts w:ascii="Calibri" w:cs="Calibri" w:eastAsia="Calibri" w:hAnsi="Calibri"/>
+          <w:sz w:val="22"/>
+          <w:szCs w:val="22"/>
+        </w:rPr>
+        <w:t xml:space="preserve">légère baisse, cohérente avec le budget de conditionnement analysé en §7.3.</w:t>
+      </w:r>
+    </w:p>
+    <w:p>
+      <w:pPr>
+        <w:spacing w:after="160" w:line="300"/>
+        <w:jc w:val="both"/>
+      </w:pPr>
+      <w:r>
+        <w:rPr>
+          <w:rFonts w:ascii="Calibri" w:cs="Calibri" w:eastAsia="Calibri" w:hAnsi="Calibri"/>
+          <w:sz w:val="22"/>
+          <w:szCs w:val="22"/>
+        </w:rPr>
+        <w:t xml:space="preserve">Par groupe démographique, le FID s'améliore partout (v1 : 60,3 à 74,9 ; v2 : 40,8 à 57,1) sans que la hiérarchie change : le groupe Black reste le moins bien modélisé, le groupe Indian le moins bien contrôlé en tonalité de peau (18,2 %). L'affinage relève le niveau général, il ne corrige pas l'inégalité entre groupes — conclusion cohérente avec le §4 et qu'il serait malhonnête de présenter comme un progrès d'équité.</w:t>
+      </w:r>
+    </w:p>
+    <w:p>
+      <w:pPr>
+        <w:pStyle w:val="Heading2"/>
+        <w:spacing w:after="120" w:before="240"/>
+      </w:pPr>
+      <w:r>
+        <w:rPr>
+          <w:rFonts w:ascii="Calibri" w:cs="Calibri" w:eastAsia="Calibri" w:hAnsi="Calibri"/>
+        </w:rPr>
+        <w:t xml:space="preserve">7.3 Le conditionnement partagé impose un budget entre attributs</w:t>
+      </w:r>
+    </w:p>
+    <w:p>
+      <w:pPr>
+        <w:spacing w:after="160" w:line="300"/>
+        <w:jc w:val="both"/>
+      </w:pPr>
+      <w:r>
+        <w:rPr>
+          <w:rFonts w:ascii="Calibri" w:cs="Calibri" w:eastAsia="Calibri" w:hAnsi="Calibri"/>
+          <w:sz w:val="22"/>
+          <w:szCs w:val="22"/>
+        </w:rPr>
+        <w:t xml:space="preserve">Le guidage propre à l'âge a été mesuré sous deux formes. La forme compositionnelle pure remplace la condition conjointe par une somme de branches mono-attribut : l'âge gagne (MAE 5,8 ans) mais tout le reste s'effondre (FID 24,0 → 56,4, genre 86,8 → 67,7 %). La forme hybride, qui conserve la branche conjointe et n'ajoute qu'un supplément d'âge, avait été conçue pour éviter cette perte. Elle ne l'évite pas : elle l'adoucit.</w:t>
+      </w:r>
+    </w:p>
+    <w:p>
+      <w:pPr>
+        <w:spacing w:after="60" w:before="160"/>
+        <w:jc w:val="center"/>
+      </w:pPr>
+      <w:r>
+        <w:drawing>
+          <wp:inline distT="0" distB="0" distL="0" distR="0">
+            <wp:extent cx="4114800" cy="2939142"/>
+            <wp:effectExtent t="0" r="0" b="0" l="0"/>
+            <wp:docPr id="90" name="" descr="" title=""/>
+            <wp:cNvGraphicFramePr>
+              <a:graphicFrameLocks xmlns:a="http://schemas.openxmlformats.org/drawingml/2006/main" noChangeAspect="1"/>
+            </wp:cNvGraphicFramePr>
+            <a:graphic xmlns:a="http://schemas.openxmlformats.org/drawingml/2006/main">
+              <a:graphicData uri="http://schemas.openxmlformats.org/drawingml/2006/picture">
+                <pic:pic xmlns:pic="http://schemas.openxmlformats.org/drawingml/2006/picture">
+                  <pic:nvPicPr>
+                    <pic:cNvPr id="0" name="" descr=""/>
+                    <pic:cNvPicPr>
+                      <a:picLocks noChangeAspect="1" noChangeArrowheads="1"/>
+                    </pic:cNvPicPr>
+                  </pic:nvPicPr>
+                  <pic:blipFill>
+                    <a:blip r:embed="rId15" cstate="none"/>
+                    <a:srcRect/>
+                    <a:stretch>
+                      <a:fillRect/>
+                    </a:stretch>
+                  </pic:blipFill>
+                  <pic:spPr bwMode="auto">
+                    <a:xfrm>
+                      <a:off x="0" y="0"/>
+                      <a:ext cx="4114800" cy="2939142"/>
+                    </a:xfrm>
+                    <a:prstGeom prst="rect">
+                      <a:avLst/>
+                    </a:prstGeom>
+                  </pic:spPr>
+                </pic:pic>
+              </a:graphicData>
+            </a:graphic>
+          </wp:inline>
+        </w:drawing>
+      </w:r>
+    </w:p>
+    <w:p>
+      <w:pPr>
+        <w:spacing w:after="220"/>
+        <w:jc w:val="center"/>
+      </w:pPr>
+      <w:r>
+        <w:rPr>
+          <w:rFonts w:ascii="Calibri" w:cs="Calibri" w:eastAsia="Calibri" w:hAnsi="Calibri"/>
+          <w:i/>
+          <w:iCs/>
+          <w:color w:val="666666"/>
+          <w:sz w:val="18"/>
+          <w:szCs w:val="18"/>
+        </w:rPr>
+        <w:t xml:space="preserve">Figure 7 - Guidage d'âge hybride : chaque année de MAE gagnée coûte environ 3,5 points de fidélité au genre. Le compromis est linéaire et sans point d'inflexion — il n'existe pas de réglage gratuit.</w:t>
+      </w:r>
+    </w:p>
+    <w:p>
+      <w:pPr>
+        <w:spacing w:after="160" w:line="300"/>
+        <w:jc w:val="both"/>
+      </w:pPr>
+      <w:r>
+        <w:rPr>
+          <w:rFonts w:ascii="Calibri" w:cs="Calibri" w:eastAsia="Calibri" w:hAnsi="Calibri"/>
+          <w:sz w:val="22"/>
+          <w:szCs w:val="22"/>
+        </w:rPr>
+        <w:t xml:space="preserve">L'explication est structurelle et non paramétrique. Les trois attributs sont encodés puis SOMMÉS en un vecteur unique, injecté au même point de chaque bloc résiduel. La branche « âge seul » est une condition dépourvue de genre : ajouter sa direction pousse mécaniquement vers des visages qui respectent moins le genre demandé. Aucune échelle de guidage ne peut défaire cela, parce que le conflit est dans la représentation, pas dans le guidage. Le remède connu est un conditionnement par cross-attention, où chaque attribut dispose de son propre canal d'interaction avec l'image ; il figurait déjà dans nos pistes d'amélioration, il y figure désormais avec une justification chiffrée plutôt qu'une intuition.</w:t>
+      </w:r>
+    </w:p>
+    <w:p>
+      <w:pPr>
+        <w:pStyle w:val="Heading1"/>
+        <w:spacing w:after="200" w:before="360"/>
+      </w:pPr>
+      <w:r>
+        <w:rPr>
+          <w:rFonts w:ascii="Calibri" w:cs="Calibri" w:eastAsia="Calibri" w:hAnsi="Calibri"/>
+        </w:rPr>
+        <w:t xml:space="preserve">8. Réglage livré</w:t>
+      </w:r>
+    </w:p>
+    <w:p>
+      <w:pPr>
+        <w:spacing w:after="160" w:line="300"/>
+        <w:jc w:val="both"/>
+      </w:pPr>
+      <w:r>
+        <w:rPr>
+          <w:rFonts w:ascii="Calibri" w:cs="Calibri" w:eastAsia="Calibri" w:hAnsi="Calibri"/>
+          <w:sz w:val="22"/>
+          <w:szCs w:val="22"/>
+        </w:rPr>
+        <w:t xml:space="preserve">Le modèle livré est v2 en guidage standard (w = 3, supplément d'âge nul) : FID 24,0, MAE d'âge 10,8 ans, genre 86,8 %. Il domine v1 sur le réalisme et sur le contrôle d'âge sans contrepartie à défendre. Le supplément de guidage d'âge reste exposé dans le démonstrateur et documenté par la figure 7 : c'est un curseur que l'utilisateur actionne en connaissance du prix, pas un réglage par défaut.</w:t>
+      </w:r>
+    </w:p>
+    <w:p>
+      <w:pPr>
+        <w:pStyle w:val="Heading1"/>
+        <w:spacing w:after="200" w:before="360"/>
+      </w:pPr>
+      <w:r>
+        <w:rPr>
+          <w:rFonts w:ascii="Calibri" w:cs="Calibri" w:eastAsia="Calibri" w:hAnsi="Calibri"/>
+        </w:rPr>
+        <w:t xml:space="preserve">9. Analyse critique et limites</w:t>
+      </w:r>
+    </w:p>
+    <w:p>
+      <w:pPr>
+        <w:pStyle w:val="ListParagraph"/>
+        <w:numPr>
+          <w:ilvl w:val="0"/>
+          <w:numId w:val="2"/>
+        </w:numPr>
+        <w:spacing w:after="80" w:line="300"/>
+        <w:jc w:val="both"/>
+      </w:pPr>
+      <w:r>
+        <w:rPr>
+          <w:rFonts w:ascii="Calibri" w:cs="Calibri" w:eastAsia="Calibri" w:hAnsi="Calibri"/>
+          <w:b/>
+          <w:bCs/>
+          <w:sz w:val="22"/>
+          <w:szCs w:val="22"/>
+        </w:rPr>
+        <w:t xml:space="preserve">MAE d'âge élevée (~12,5 ans) : </w:t>
+      </w:r>
+      <w:r>
+        <w:rPr>
+          <w:rFonts w:ascii="Calibri" w:cs="Calibri" w:eastAsia="Calibri" w:hAnsi="Calibri"/>
+          <w:sz w:val="22"/>
+          <w:szCs w:val="22"/>
+        </w:rPr>
+        <w:t xml:space="preserve">le §6 en établit la cause dominante — un support d'âge dégénéré à cinq valeurs, qui rend la condition d'âge inopérante sur le modèle v1. Deux facteurs de mesure s'y ajoutent, sans l'expliquer : le juge commet déjà 6,5 ans d'erreur sur images réelles, et l'âge est difficile à estimer à 48 px. La planche d'interpolation (Figure 4) donne une impression de progression d'âge que la mesure systématique du §6 ne confirme pas : elle illustre la continuité de la trajectoire dans l'espace d'embedding, pas la fidélité de l'âge produit.</w:t>
+      </w:r>
+    </w:p>
+    <w:p>
+      <w:pPr>
+        <w:pStyle w:val="ListParagraph"/>
+        <w:numPr>
+          <w:ilvl w:val="0"/>
+          <w:numId w:val="2"/>
+        </w:numPr>
+        <w:spacing w:after="80" w:line="300"/>
+        <w:jc w:val="both"/>
+      </w:pPr>
+      <w:r>
+        <w:rPr>
+          <w:rFonts w:ascii="Calibri" w:cs="Calibri" w:eastAsia="Calibri" w:hAnsi="Calibri"/>
+          <w:b/>
+          <w:bCs/>
+          <w:sz w:val="22"/>
+          <w:szCs w:val="22"/>
+        </w:rPr>
+        <w:t xml:space="preserve">Résolution 48 px : </w:t>
+      </w:r>
+      <w:r>
+        <w:rPr>
+          <w:rFonts w:ascii="Calibri" w:cs="Calibri" w:eastAsia="Calibri" w:hAnsi="Calibri"/>
+          <w:sz w:val="22"/>
+          <w:szCs w:val="22"/>
+        </w:rPr>
+        <w:t xml:space="preserve">choix de budget (18 h d'entraînement sur MPS). Les FID absolus (40-67) ne sont pas comparables aux références haute résolution de la littérature (StyleGAN2 ~3 sur FFHQ 1024 px) ; seules les comparaisons internes, à protocole constant, sont interprétables - c'est ainsi qu'elles sont présentées.</w:t>
+      </w:r>
+    </w:p>
+    <w:p>
+      <w:pPr>
+        <w:pStyle w:val="ListParagraph"/>
+        <w:numPr>
+          <w:ilvl w:val="0"/>
+          <w:numId w:val="2"/>
+        </w:numPr>
+        <w:spacing w:after="80" w:line="300"/>
+        <w:jc w:val="both"/>
+      </w:pPr>
+      <w:r>
+        <w:rPr>
+          <w:rFonts w:ascii="Calibri" w:cs="Calibri" w:eastAsia="Calibri" w:hAnsi="Calibri"/>
+          <w:b/>
+          <w:bCs/>
+          <w:sz w:val="22"/>
+          <w:szCs w:val="22"/>
+        </w:rPr>
+        <w:t xml:space="preserve">Artefacts résiduels : </w:t>
+      </w:r>
+      <w:r>
+        <w:rPr>
+          <w:rFonts w:ascii="Calibri" w:cs="Calibri" w:eastAsia="Calibri" w:hAnsi="Calibri"/>
+          <w:sz w:val="22"/>
+          <w:szCs w:val="22"/>
+        </w:rPr>
+        <w:t xml:space="preserve">environ 10-15 % des tirages présentent des textures saturées, fréquence qui augmente avec w (cohérent avec la dégradation du FID mesurée en §3). Baisser w ou augmenter les pas DDIM les réduit.</w:t>
+      </w:r>
+    </w:p>
+    <w:p>
+      <w:pPr>
+        <w:pStyle w:val="ListParagraph"/>
+        <w:numPr>
+          <w:ilvl w:val="0"/>
+          <w:numId w:val="2"/>
+        </w:numPr>
+        <w:spacing w:after="80" w:line="300"/>
+        <w:jc w:val="both"/>
+      </w:pPr>
+      <w:r>
+        <w:rPr>
+          <w:rFonts w:ascii="Calibri" w:cs="Calibri" w:eastAsia="Calibri" w:hAnsi="Calibri"/>
+          <w:b/>
+          <w:bCs/>
+          <w:sz w:val="22"/>
+          <w:szCs w:val="22"/>
+        </w:rPr>
         <w:t xml:space="preserve">Fidélité peau inégale : </w:t>
       </w:r>
       <w:r>
@@ -4297,7 +4697,7 @@
         <w:rPr>
           <w:rFonts w:ascii="Calibri" w:cs="Calibri" w:eastAsia="Calibri" w:hAnsi="Calibri"/>
         </w:rPr>
-        <w:t xml:space="preserve">8. Conclusion</w:t>
+        <w:t xml:space="preserve">10. Conclusion</w:t>
       </w:r>
     </w:p>
     <w:p>
@@ -4311,7 +4711,7 @@
           <w:sz w:val="22"/>
           <w:szCs w:val="22"/>
         </w:rPr>
-        <w:t xml:space="preserve">Le système remplit le cahier des charges : génération de visages contrôlée par âge continu (18-70 ans), genre et tonalité de peau, interpolation à identité fixe, évaluation quantitative complète et comparaison à une méthode de référence - le tout entraîné from scratch sur une machine personnelle. Les résultats confirment expérimentalement les conclusions de l'état de l'art : supériorité nette de la diffusion sur le GAN à budget égal (FID ÷3,5, absence de mode collapse), compromis fidélité/diversité du CFG mesuré et exposé comme réglage utilisateur, et une analyse d'équité qui distingue - chiffres à l'appui - ce que l'équilibre d'un dataset garantit (la qualité pour tous) de ce qu'il ne garantit pas (le contrôle pour tous).</w:t>
+        <w:t xml:space="preserve">Le système remplit le cahier des charges : génération de visages contrôlée par âge continu, genre et tonalité de peau, interpolation à identité fixe, évaluation quantitative complète et comparaison à une méthode de référence - le tout entraîné from scratch sur une machine personnelle. Le contrôle d'âge n'a toutefois été acquis qu'au second modèle : la première version, dont toutes les métriques agrégées semblaient acceptables, ignorait purement et simplement la condition d'âge. Sur la plage 26-62 ans, la version corrigée descend sous le seuil de résolution du juge ; aux deux extrémités, 18 et 70 ans, le contrôle reste partiel et nous le rapportons comme tel. Les résultats confirment expérimentalement les conclusions de l'état de l'art : supériorité nette de la diffusion sur le GAN à budget égal (FID ÷3,5, absence de mode collapse), compromis fidélité/diversité du CFG mesuré et exposé comme réglage utilisateur, et une analyse d'équité qui distingue - chiffres à l'appui - ce que l'équilibre d'un dataset garantit (la qualité pour tous) de ce qu'il ne garantit pas (le contrôle pour tous).</w:t>
       </w:r>
     </w:p>
     <w:sectPr>

--- a/rapport/Rapport_Experiences_Resultats.docx
+++ b/rapport/Rapport_Experiences_Resultats.docx
@@ -4543,7 +4543,61 @@
         <w:rPr>
           <w:rFonts w:ascii="Calibri" w:cs="Calibri" w:eastAsia="Calibri" w:hAnsi="Calibri"/>
         </w:rPr>
-        <w:t xml:space="preserve">9. Analyse critique et limites</w:t>
+        <w:t xml:space="preserve">9. Tentative de montée en résolution : un échec instructif</w:t>
+      </w:r>
+    </w:p>
+    <w:p>
+      <w:pPr>
+        <w:spacing w:after="160" w:line="300"/>
+        <w:jc w:val="both"/>
+      </w:pPr>
+      <w:r>
+        <w:rPr>
+          <w:rFonts w:ascii="Calibri" w:cs="Calibri" w:eastAsia="Calibri" w:hAnsi="Calibri"/>
+          <w:sz w:val="22"/>
+          <w:szCs w:val="22"/>
+        </w:rPr>
+        <w:t xml:space="preserve">La résolution de 48 px étant la limite la plus visible du système, nous avons tenté de la doubler dans le temps restant. L'architecture s'y prête sans modification : l'attention étant placée à résolution/4, elle reste au troisième étage quelle que soit la taille d'entrée, et la liste des modules — donc les clés du state_dict — demeure identique. Le modèle 96 px a ainsi pu repartir des poids de v2 (vérification : zéro clé manquante, zéro clé inattendue) plutôt que d'un tirage aléatoire.</w:t>
+      </w:r>
+    </w:p>
+    <w:p>
+      <w:pPr>
+        <w:spacing w:after="160" w:line="300"/>
+        <w:jc w:val="both"/>
+      </w:pPr>
+      <w:r>
+        <w:rPr>
+          <w:rFonts w:ascii="Calibri" w:cs="Calibri" w:eastAsia="Calibri" w:hAnsi="Calibri"/>
+          <w:sz w:val="22"/>
+          <w:szCs w:val="22"/>
+        </w:rPr>
+        <w:t xml:space="preserve">Le débit mesuré est de 11,4 images par seconde contre 37 en 48 px, soit 107 minutes par epoch. Sur le budget disponible, 8,3 epochs ont été effectuées sur les 14 prévues.</w:t>
+      </w:r>
+    </w:p>
+    <w:p>
+      <w:pPr>
+        <w:pStyle w:val="Heading2"/>
+        <w:spacing w:after="120" w:before="240"/>
+      </w:pPr>
+      <w:r>
+        <w:rPr>
+          <w:rFonts w:ascii="Calibri" w:cs="Calibri" w:eastAsia="Calibri" w:hAnsi="Calibri"/>
+        </w:rPr>
+        <w:t xml:space="preserve">9.1 Ce qui a fonctionné : la qualité d'image</w:t>
+      </w:r>
+    </w:p>
+    <w:p>
+      <w:pPr>
+        <w:spacing w:after="160" w:line="300"/>
+        <w:jc w:val="both"/>
+      </w:pPr>
+      <w:r>
+        <w:rPr>
+          <w:rFonts w:ascii="Calibri" w:cs="Calibri" w:eastAsia="Calibri" w:hAnsi="Calibri"/>
+          <w:sz w:val="22"/>
+          <w:szCs w:val="22"/>
+        </w:rPr>
+        <w:t xml:space="preserve">Le suivi de qualité s'appuie sur les grilles de contrôle écrites périodiquement pendant l'entraînement (src/grid_stats.py). Elles sont échantillonnées avec les poids EMA et constituent donc un échantillon gratuit du modèle courant : deux indicateurs y sont mesurés — dérive colorimétrique et énergie du laplacien — puis comparés à la distribution des images réelles à la même résolution. Ce dispositif permet d'arbitrer en cours de route sans immobiliser le GPU.</w:t>
       </w:r>
     </w:p>
     <w:p>
@@ -4564,15 +4618,15 @@
           <w:sz w:val="22"/>
           <w:szCs w:val="22"/>
         </w:rPr>
-        <w:t xml:space="preserve">MAE d'âge élevée (~12,5 ans) : </w:t>
-      </w:r>
-      <w:r>
-        <w:rPr>
-          <w:rFonts w:ascii="Calibri" w:cs="Calibri" w:eastAsia="Calibri" w:hAnsi="Calibri"/>
-          <w:sz w:val="22"/>
-          <w:szCs w:val="22"/>
-        </w:rPr>
-        <w:t xml:space="preserve">le §6 en établit la cause dominante — un support d'âge dégénéré à cinq valeurs, qui rend la condition d'âge inopérante sur le modèle v1. Deux facteurs de mesure s'y ajoutent, sans l'expliquer : le juge commet déjà 6,5 ans d'erreur sur images réelles, et l'âge est difficile à estimer à 48 px. La planche d'interpolation (Figure 4) donne une impression de progression d'âge que la mesure systématique du §6 ne confirme pas : elle illustre la continuité de la trajectoire dans l'espace d'embedding, pas la fidélité de l'âge produit.</w:t>
+        <w:t xml:space="preserve">Reprise de structure en 2 000 steps : </w:t>
+      </w:r>
+      <w:r>
+        <w:rPr>
+          <w:rFonts w:ascii="Calibri" w:cs="Calibri" w:eastAsia="Calibri" w:hAnsi="Calibri"/>
+          <w:sz w:val="22"/>
+          <w:szCs w:val="22"/>
+        </w:rPr>
+        <w:t xml:space="preserve">la première grille après le changement de résolution montre des visages dupliqués et empilés — des filtres calibrés pour un visage de 48 px se déclenchent plusieurs fois sur une image deux fois plus grande. Le défaut disparaît en une cinquantaine de minutes.</w:t>
       </w:r>
     </w:p>
     <w:p>
@@ -4593,15 +4647,170 @@
           <w:sz w:val="22"/>
           <w:szCs w:val="22"/>
         </w:rPr>
-        <w:t xml:space="preserve">Résolution 48 px : </w:t>
-      </w:r>
-      <w:r>
-        <w:rPr>
-          <w:rFonts w:ascii="Calibri" w:cs="Calibri" w:eastAsia="Calibri" w:hAnsi="Calibri"/>
-          <w:sz w:val="22"/>
-          <w:szCs w:val="22"/>
-        </w:rPr>
-        <w:t xml:space="preserve">choix de budget (18 h d'entraînement sur MPS). Les FID absolus (40-67) ne sont pas comparables aux références haute résolution de la littérature (StyleGAN2 ~3 sur FFHQ 1024 px) ; seules les comparaisons internes, à protocole constant, sont interprétables - c'est ainsi qu'elles sont présentées.</w:t>
+        <w:t xml:space="preserve">Netteté de 58 % à 76 % du réel entre les epochs 51 et 54, </w:t>
+      </w:r>
+      <w:r>
+        <w:rPr>
+          <w:rFonts w:ascii="Calibri" w:cs="Calibri" w:eastAsia="Calibri" w:hAnsi="Calibri"/>
+          <w:sz w:val="22"/>
+          <w:szCs w:val="22"/>
+        </w:rPr>
+        <w:t xml:space="preserve">et dérive colorimétrique ramenée au niveau des images réelles (0,176 contre 0,174). À taille d'affichage égale, le modèle 96 px produit 76 % de la netteté du réel là où v2 agrandi par interpolation n'en atteint que 46 % : le gain visuel recherché est réel et mesurable.</w:t>
+      </w:r>
+    </w:p>
+    <w:p>
+      <w:pPr>
+        <w:spacing w:after="160" w:line="300"/>
+        <w:jc w:val="both"/>
+      </w:pPr>
+      <w:r>
+        <w:rPr>
+          <w:rFonts w:ascii="Calibri" w:cs="Calibri" w:eastAsia="Calibri" w:hAnsi="Calibri"/>
+          <w:sz w:val="22"/>
+          <w:szCs w:val="22"/>
+        </w:rPr>
+        <w:t xml:space="preserve">Une précaution de lecture s'est révélée nécessaire : une netteté très SUPÉRIEURE au réel ne signale pas du détail mais de la texture parasite. Les premières grilles atteignent 240 % ; nous avons d'abord interprété la décroissance qui suit comme une régression, avant de comprendre qu'il s'agissait de la traversée du régime d'artefacts.</w:t>
+      </w:r>
+    </w:p>
+    <w:p>
+      <w:pPr>
+        <w:pStyle w:val="Heading2"/>
+        <w:spacing w:after="120" w:before="240"/>
+      </w:pPr>
+      <w:r>
+        <w:rPr>
+          <w:rFonts w:ascii="Calibri" w:cs="Calibri" w:eastAsia="Calibri" w:hAnsi="Calibri"/>
+        </w:rPr>
+        <w:t xml:space="preserve">9.2 Ce qui a échoué : le contrôle d'âge</w:t>
+      </w:r>
+    </w:p>
+    <w:p>
+      <w:pPr>
+        <w:spacing w:after="60" w:before="160"/>
+        <w:jc w:val="center"/>
+      </w:pPr>
+      <w:r>
+        <w:drawing>
+          <wp:inline distT="0" distB="0" distL="0" distR="0">
+            <wp:extent cx="4572000" cy="3266000"/>
+            <wp:effectExtent t="0" r="0" b="0" l="0"/>
+            <wp:docPr id="90" name="" descr="" title=""/>
+            <wp:cNvGraphicFramePr>
+              <a:graphicFrameLocks xmlns:a="http://schemas.openxmlformats.org/drawingml/2006/main" noChangeAspect="1"/>
+            </wp:cNvGraphicFramePr>
+            <a:graphic xmlns:a="http://schemas.openxmlformats.org/drawingml/2006/main">
+              <a:graphicData uri="http://schemas.openxmlformats.org/drawingml/2006/picture">
+                <pic:pic xmlns:pic="http://schemas.openxmlformats.org/drawingml/2006/picture">
+                  <pic:nvPicPr>
+                    <pic:cNvPr id="0" name="" descr=""/>
+                    <pic:cNvPicPr>
+                      <a:picLocks noChangeAspect="1" noChangeArrowheads="1"/>
+                    </pic:cNvPicPr>
+                  </pic:nvPicPr>
+                  <pic:blipFill>
+                    <a:blip r:embed="rId16" cstate="none"/>
+                    <a:srcRect/>
+                    <a:stretch>
+                      <a:fillRect/>
+                    </a:stretch>
+                  </pic:blipFill>
+                  <pic:spPr bwMode="auto">
+                    <a:xfrm>
+                      <a:off x="0" y="0"/>
+                      <a:ext cx="4572000" cy="3266000"/>
+                    </a:xfrm>
+                    <a:prstGeom prst="rect">
+                      <a:avLst/>
+                    </a:prstGeom>
+                  </pic:spPr>
+                </pic:pic>
+              </a:graphicData>
+            </a:graphic>
+          </wp:inline>
+        </w:drawing>
+      </w:r>
+    </w:p>
+    <w:p>
+      <w:pPr>
+        <w:spacing w:after="220"/>
+        <w:jc w:val="center"/>
+      </w:pPr>
+      <w:r>
+        <w:rPr>
+          <w:rFonts w:ascii="Calibri" w:cs="Calibri" w:eastAsia="Calibri" w:hAnsi="Calibri"/>
+          <w:i/>
+          <w:iCs/>
+          <w:color w:val="666666"/>
+          <w:sz w:val="18"/>
+          <w:szCs w:val="18"/>
+        </w:rPr>
+        <w:t xml:space="preserve">Figure 8 - Réponse en âge du modèle 96 px après 8,3 epochs. La courbe est de nouveau plate : l'âge perçu reste entre 29 et 40 ans quelle que soit la consigne.</w:t>
+      </w:r>
+    </w:p>
+    <w:p>
+      <w:pPr>
+        <w:spacing w:after="160" w:line="300"/>
+        <w:jc w:val="both"/>
+      </w:pPr>
+      <w:r>
+        <w:rPr>
+          <w:rFonts w:ascii="Calibri" w:cs="Calibri" w:eastAsia="Calibri" w:hAnsi="Calibri"/>
+          <w:sz w:val="22"/>
+          <w:szCs w:val="22"/>
+        </w:rPr>
+        <w:t xml:space="preserve">Le conditionnement, lui, ne s'est pas transféré. L'amplitude de réponse en âge retombe à 10,8 ans et la MAE à 14,0 ans — le niveau de v1, c'est-à-dire l'état que la correction du §6 avait précisément levé. Les poids de conditionnement ont pourtant été repris intégralement : ce n'est pas une perte d'information mais une réadaptation inachevée. Le modèle a rétabli ses priorités dans l'ordre où le signal est le plus fort — structure, puis couleur — et le contrôle d'âge, déjà l'attribut le plus faible (§7.3), serait venu en dernier. Huit epochs sur quatorze n'y ont pas suffi.</w:t>
+      </w:r>
+    </w:p>
+    <w:p>
+      <w:pPr>
+        <w:pStyle w:val="Heading2"/>
+        <w:spacing w:after="120" w:before="240"/>
+      </w:pPr>
+      <w:r>
+        <w:rPr>
+          <w:rFonts w:ascii="Calibri" w:cs="Calibri" w:eastAsia="Calibri" w:hAnsi="Calibri"/>
+        </w:rPr>
+        <w:t xml:space="preserve">9.3 Décision et enseignement</w:t>
+      </w:r>
+    </w:p>
+    <w:p>
+      <w:pPr>
+        <w:spacing w:after="160" w:line="300"/>
+        <w:jc w:val="both"/>
+      </w:pPr>
+      <w:r>
+        <w:rPr>
+          <w:rFonts w:ascii="Calibri" w:cs="Calibri" w:eastAsia="Calibri" w:hAnsi="Calibri"/>
+          <w:sz w:val="22"/>
+          <w:szCs w:val="22"/>
+        </w:rPr>
+        <w:t xml:space="preserve">Le modèle livré reste donc v2 en 48 px. Le sujet demande un contrôle précis des attributs ; la résolution est une contrainte de moyens, documentée et assumée. Échanger un contrôle acquis et mesuré contre du piqué reviendrait à troquer une exigence contre un agrément.</w:t>
+      </w:r>
+    </w:p>
+    <w:p>
+      <w:pPr>
+        <w:spacing w:after="160" w:line="300"/>
+        <w:jc w:val="both"/>
+      </w:pPr>
+      <w:r>
+        <w:rPr>
+          <w:rFonts w:ascii="Calibri" w:cs="Calibri" w:eastAsia="Calibri" w:hAnsi="Calibri"/>
+          <w:sz w:val="22"/>
+          <w:szCs w:val="22"/>
+        </w:rPr>
+        <w:t xml:space="preserve">L'enseignement dépasse ce cas particulier. Un changement de résolution n'est pas une opération neutre sur un modèle conditionnel : il renégocie l'ordre dans lequel le réseau réalloue sa capacité, et les attributs les plus faiblement portés sont les premiers sacrifiés. Mesurer la seule qualité d'image aurait conclu au succès — les deux indicateurs visuels étaient au vert au moment de l'arrêt. C'est la courbe de réponse en âge, instrument construit au §6 pour un tout autre problème, qui a évité de livrer un modèle plus joli et moins contrôlable.</w:t>
+      </w:r>
+    </w:p>
+    <w:p>
+      <w:pPr>
+        <w:pStyle w:val="Heading1"/>
+        <w:spacing w:after="200" w:before="360"/>
+      </w:pPr>
+      <w:r>
+        <w:rPr>
+          <w:rFonts w:ascii="Calibri" w:cs="Calibri" w:eastAsia="Calibri" w:hAnsi="Calibri"/>
+        </w:rPr>
+        <w:t xml:space="preserve">10. Analyse critique et limites</w:t>
       </w:r>
     </w:p>
     <w:p>
@@ -4622,15 +4831,15 @@
           <w:sz w:val="22"/>
           <w:szCs w:val="22"/>
         </w:rPr>
-        <w:t xml:space="preserve">Artefacts résiduels : </w:t>
-      </w:r>
-      <w:r>
-        <w:rPr>
-          <w:rFonts w:ascii="Calibri" w:cs="Calibri" w:eastAsia="Calibri" w:hAnsi="Calibri"/>
-          <w:sz w:val="22"/>
-          <w:szCs w:val="22"/>
-        </w:rPr>
-        <w:t xml:space="preserve">environ 10-15 % des tirages présentent des textures saturées, fréquence qui augmente avec w (cohérent avec la dégradation du FID mesurée en §3). Baisser w ou augmenter les pas DDIM les réduit.</w:t>
+        <w:t xml:space="preserve">MAE d'âge élevée (~12,5 ans) : </w:t>
+      </w:r>
+      <w:r>
+        <w:rPr>
+          <w:rFonts w:ascii="Calibri" w:cs="Calibri" w:eastAsia="Calibri" w:hAnsi="Calibri"/>
+          <w:sz w:val="22"/>
+          <w:szCs w:val="22"/>
+        </w:rPr>
+        <w:t xml:space="preserve">le §6 en établit la cause dominante — un support d'âge dégénéré à cinq valeurs, qui rend la condition d'âge inopérante sur le modèle v1. Deux facteurs de mesure s'y ajoutent, sans l'expliquer : le juge commet déjà 6,5 ans d'erreur sur images réelles, et l'âge est difficile à estimer à 48 px. La planche d'interpolation (Figure 4) donne une impression de progression d'âge que la mesure systématique du §6 ne confirme pas : elle illustre la continuité de la trajectoire dans l'espace d'embedding, pas la fidélité de l'âge produit.</w:t>
       </w:r>
     </w:p>
     <w:p>
@@ -4651,6 +4860,64 @@
           <w:sz w:val="22"/>
           <w:szCs w:val="22"/>
         </w:rPr>
+        <w:t xml:space="preserve">Résolution 48 px : </w:t>
+      </w:r>
+      <w:r>
+        <w:rPr>
+          <w:rFonts w:ascii="Calibri" w:cs="Calibri" w:eastAsia="Calibri" w:hAnsi="Calibri"/>
+          <w:sz w:val="22"/>
+          <w:szCs w:val="22"/>
+        </w:rPr>
+        <w:t xml:space="preserve">choix de budget (18 h d'entraînement sur MPS). Les FID absolus (40-67) ne sont pas comparables aux références haute résolution de la littérature (StyleGAN2 ~3 sur FFHQ 1024 px) ; seules les comparaisons internes, à protocole constant, sont interprétables - c'est ainsi qu'elles sont présentées.</w:t>
+      </w:r>
+    </w:p>
+    <w:p>
+      <w:pPr>
+        <w:pStyle w:val="ListParagraph"/>
+        <w:numPr>
+          <w:ilvl w:val="0"/>
+          <w:numId w:val="2"/>
+        </w:numPr>
+        <w:spacing w:after="80" w:line="300"/>
+        <w:jc w:val="both"/>
+      </w:pPr>
+      <w:r>
+        <w:rPr>
+          <w:rFonts w:ascii="Calibri" w:cs="Calibri" w:eastAsia="Calibri" w:hAnsi="Calibri"/>
+          <w:b/>
+          <w:bCs/>
+          <w:sz w:val="22"/>
+          <w:szCs w:val="22"/>
+        </w:rPr>
+        <w:t xml:space="preserve">Artefacts résiduels : </w:t>
+      </w:r>
+      <w:r>
+        <w:rPr>
+          <w:rFonts w:ascii="Calibri" w:cs="Calibri" w:eastAsia="Calibri" w:hAnsi="Calibri"/>
+          <w:sz w:val="22"/>
+          <w:szCs w:val="22"/>
+        </w:rPr>
+        <w:t xml:space="preserve">environ 10-15 % des tirages présentent des textures saturées, fréquence qui augmente avec w (cohérent avec la dégradation du FID mesurée en §3). Baisser w ou augmenter les pas DDIM les réduit.</w:t>
+      </w:r>
+    </w:p>
+    <w:p>
+      <w:pPr>
+        <w:pStyle w:val="ListParagraph"/>
+        <w:numPr>
+          <w:ilvl w:val="0"/>
+          <w:numId w:val="2"/>
+        </w:numPr>
+        <w:spacing w:after="80" w:line="300"/>
+        <w:jc w:val="both"/>
+      </w:pPr>
+      <w:r>
+        <w:rPr>
+          <w:rFonts w:ascii="Calibri" w:cs="Calibri" w:eastAsia="Calibri" w:hAnsi="Calibri"/>
+          <w:b/>
+          <w:bCs/>
+          <w:sz w:val="22"/>
+          <w:szCs w:val="22"/>
+        </w:rPr>
         <w:t xml:space="preserve">Fidélité peau inégale : </w:t>
       </w:r>
       <w:r>
@@ -4697,7 +4964,7 @@
         <w:rPr>
           <w:rFonts w:ascii="Calibri" w:cs="Calibri" w:eastAsia="Calibri" w:hAnsi="Calibri"/>
         </w:rPr>
-        <w:t xml:space="preserve">10. Conclusion</w:t>
+        <w:t xml:space="preserve">11. Conclusion</w:t>
       </w:r>
     </w:p>
     <w:p>

--- a/rapport/Rapport_Experiences_Resultats.docx
+++ b/rapport/Rapport_Experiences_Resultats.docx
@@ -702,6 +702,144 @@
           <w:szCs w:val="22"/>
         </w:rPr>
         <w:t xml:space="preserve">le classifieur plafonne à 62 % sur la peau (7 classes, hasard = 14 %) et confond principalement les groupes visuellement proches (Indian / Southeast Asian / Middle Eastern). Les fidélités « peau » mesurées ci-dessous mélangent donc l'erreur du générateur et celle du juge - biais discuté en section 4.</w:t>
+      </w:r>
+    </w:p>
+    <w:p>
+      <w:pPr>
+        <w:pStyle w:val="Heading2"/>
+        <w:spacing w:after="120" w:before="240"/>
+      </w:pPr>
+      <w:r>
+        <w:rPr>
+          <w:rFonts w:ascii="Calibri" w:cs="Calibri" w:eastAsia="Calibri" w:hAnsi="Calibri"/>
+        </w:rPr>
+        <w:t xml:space="preserve">1.3 Préprocessing et encodage des attributs</w:t>
+      </w:r>
+    </w:p>
+    <w:p>
+      <w:pPr>
+        <w:spacing w:after="160" w:line="300"/>
+        <w:jc w:val="both"/>
+      </w:pPr>
+      <w:r>
+        <w:rPr>
+          <w:rFonts w:ascii="Calibri" w:cs="Calibri" w:eastAsia="Calibri" w:hAnsi="Calibri"/>
+          <w:sz w:val="22"/>
+          <w:szCs w:val="22"/>
+        </w:rPr>
+        <w:t xml:space="preserve">Chaque image traverse la même chaîne avant d'atteindre le réseau : redimensionnement au format cible, recadrage centré, puis normalisation linéaire des trois canaux vers l'intervalle [-1, 1], domaine attendu par le processus de diffusion gaussien. L'augmentation se limite à une symétrie horizontale aléatoire (probabilité 0,5), appliquée à l'entraînement seulement. Ce choix est délibéré : rotations, recadrages agressifs et perturbations colorimétriques altéreraient précisément les indices dont dépendent les attributs conditionnés, la tonalité de peau au premier chef. Une augmentation trop riche aurait dégradé le contrôle que le sujet demande d'obtenir.</w:t>
+      </w:r>
+    </w:p>
+    <w:p>
+      <w:pPr>
+        <w:spacing w:after="160" w:line="300"/>
+        <w:jc w:val="both"/>
+      </w:pPr>
+      <w:r>
+        <w:rPr>
+          <w:rFonts w:ascii="Calibri" w:cs="Calibri" w:eastAsia="Calibri" w:hAnsi="Calibri"/>
+          <w:sz w:val="22"/>
+          <w:szCs w:val="22"/>
+        </w:rPr>
+        <w:t xml:space="preserve">Les trois attributs suivent des encodages distincts, adaptés à leur nature. Le genre et la tonalité de peau, catégoriels, passent par des tables d'embeddings apprises (2 et 7 entrées). L'âge, continu, est normalisé sur [0, 1] depuis l'intervalle 18-70 ans puis projeté par embedding sinusoïdal suivi d'un perceptron : cet encodage autorise l'interpolation entre deux âges quelconques, ce qu'un encodage par classes interdirait. Les trois vecteurs sont sommés puis injectés dans chaque bloc résiduel du UNet, au même titre que l'embedding temporel. Le §7.3 montre que cette mise en commun a un coût, mesuré.</w:t>
+      </w:r>
+    </w:p>
+    <w:p>
+      <w:pPr>
+        <w:pStyle w:val="Heading2"/>
+        <w:spacing w:after="120" w:before="240"/>
+      </w:pPr>
+      <w:r>
+        <w:rPr>
+          <w:rFonts w:ascii="Calibri" w:cs="Calibri" w:eastAsia="Calibri" w:hAnsi="Calibri"/>
+        </w:rPr>
+        <w:t xml:space="preserve">1.4 Latence de génération</w:t>
+      </w:r>
+    </w:p>
+    <w:p>
+      <w:pPr>
+        <w:spacing w:after="160" w:line="300"/>
+        <w:jc w:val="both"/>
+      </w:pPr>
+      <w:r>
+        <w:rPr>
+          <w:rFonts w:ascii="Calibri" w:cs="Calibri" w:eastAsia="Calibri" w:hAnsi="Calibri"/>
+          <w:sz w:val="22"/>
+          <w:szCs w:val="22"/>
+        </w:rPr>
+        <w:t xml:space="preserve">Le sujet demande un pipeline en temps réel ou quasi temps réel. L'échantillonnage DDIM déterministe remplace les 1000 pas du processus ancestral par 50, soit une réduction d'un facteur 20 du nombre de passages réseau. Mesures sur la machine de développement (Apple M5 Pro, MPS), guidage classifier-free actif, qui double le coût par pas puisque les branches conditionnelle et inconditionnelle sont évaluées ensemble :</w:t>
+      </w:r>
+    </w:p>
+    <w:p>
+      <w:pPr>
+        <w:pStyle w:val="ListParagraph"/>
+        <w:numPr>
+          <w:ilvl w:val="0"/>
+          <w:numId w:val="2"/>
+        </w:numPr>
+        <w:spacing w:after="80" w:line="300"/>
+        <w:jc w:val="both"/>
+      </w:pPr>
+      <w:r>
+        <w:rPr>
+          <w:rFonts w:ascii="Calibri" w:cs="Calibri" w:eastAsia="Calibri" w:hAnsi="Calibri"/>
+          <w:b/>
+          <w:bCs/>
+          <w:sz w:val="22"/>
+          <w:szCs w:val="22"/>
+        </w:rPr>
+        <w:t xml:space="preserve">1,31 s pour un visage en 50 pas, </w:t>
+      </w:r>
+      <w:r>
+        <w:rPr>
+          <w:rFonts w:ascii="Calibri" w:cs="Calibri" w:eastAsia="Calibri" w:hAnsi="Calibri"/>
+          <w:sz w:val="22"/>
+          <w:szCs w:val="22"/>
+        </w:rPr>
+        <w:t xml:space="preserve">et 0,83 s en 30 pas.</w:t>
+      </w:r>
+    </w:p>
+    <w:p>
+      <w:pPr>
+        <w:pStyle w:val="ListParagraph"/>
+        <w:numPr>
+          <w:ilvl w:val="0"/>
+          <w:numId w:val="2"/>
+        </w:numPr>
+        <w:spacing w:after="80" w:line="300"/>
+        <w:jc w:val="both"/>
+      </w:pPr>
+      <w:r>
+        <w:rPr>
+          <w:rFonts w:ascii="Calibri" w:cs="Calibri" w:eastAsia="Calibri" w:hAnsi="Calibri"/>
+          <w:b/>
+          <w:bCs/>
+          <w:sz w:val="22"/>
+          <w:szCs w:val="22"/>
+        </w:rPr>
+        <w:t xml:space="preserve">0,90 s par visage pour un lot de six en 50 pas, </w:t>
+      </w:r>
+      <w:r>
+        <w:rPr>
+          <w:rFonts w:ascii="Calibri" w:cs="Calibri" w:eastAsia="Calibri" w:hAnsi="Calibri"/>
+          <w:sz w:val="22"/>
+          <w:szCs w:val="22"/>
+        </w:rPr>
+        <w:t xml:space="preserve">et 0,53 s en 30 pas : le traitement par lot amortit le coût fixe.</w:t>
+      </w:r>
+    </w:p>
+    <w:p>
+      <w:pPr>
+        <w:spacing w:after="160" w:line="300"/>
+        <w:jc w:val="both"/>
+      </w:pPr>
+      <w:r>
+        <w:rPr>
+          <w:rFonts w:ascii="Calibri" w:cs="Calibri" w:eastAsia="Calibri" w:hAnsi="Calibri"/>
+          <w:sz w:val="22"/>
+          <w:szCs w:val="22"/>
+        </w:rPr>
+        <w:t xml:space="preserve">L'interface expose le nombre de pas comme réglage, ce qui laisse l'utilisateur arbitrer entre latence et qualité. Sur un processeur seul, configuration d'un hébergement gratuit, le même modèle demande 7,8 s par visage en 30 pas : la génération reste interactive, mais l'affichage d'une grille complète cesse de l'être, ce qui a conduit à abaisser les valeurs par défaut lorsque le calcul se fait sur processeur.</w:t>
       </w:r>
     </w:p>
     <w:p>
@@ -3953,7 +4091,7 @@
           <w:sz w:val="22"/>
           <w:szCs w:val="22"/>
         </w:rPr>
-        <w:t xml:space="preserve">Le résultat est sans appel : la réponse est plate. L'âge perçu reste confiné entre 36,4 et 44,1 ans — une amplitude de 7,7 ans — alors que la consigne balaie 52 ans. Le modèle ne se contente pas d'être imprécis sur l'âge : il ignore la condition et reproduit systématiquement l'âge moyen du jeu de données. La MAE de 12,5 ans n'est donc pas une erreur de contrôle, c'est la dispersion résiduelle d'une distribution non conditionnée.</w:t>
+        <w:t xml:space="preserve">Le résultat est sans appel : la réponse est plate. L'âge perçu reste confiné entre 36,4 et 44,1 ans (une amplitude de 7,7 ans) alors que la consigne balaie 52 ans. Le modèle ne se contente pas d'être imprécis sur l'âge : il ignore la condition et reproduit systématiquement l'âge moyen du jeu de données. La MAE de 12,5 ans n'est donc pas une erreur de contrôle, c'est la dispersion résiduelle d'une distribution non conditionnée.</w:t>
       </w:r>
     </w:p>
     <w:p>
@@ -4037,7 +4175,7 @@
           <w:sz w:val="22"/>
           <w:szCs w:val="22"/>
         </w:rPr>
-        <w:t xml:space="preserve">la tranche 10-19 a pour point médian 15 ans, éliminé par le filtre — alors qu'elle contient les 18 et 19 ans explicitement demandés par le cahier des charges. 9 103 images ont ainsi été écartées à tort.</w:t>
+        <w:t xml:space="preserve">la tranche 10-19 a pour point médian 15 ans, éliminé par le filtre, alors qu'elle contient les 18 et 19 ans explicitement demandés par le cahier des charges. 9 103 images ont ainsi été écartées à tort.</w:t>
       </w:r>
     </w:p>
     <w:p>
@@ -4091,7 +4229,7 @@
           <w:sz w:val="22"/>
           <w:szCs w:val="22"/>
         </w:rPr>
-        <w:t xml:space="preserve">Nous avons d'abord cherché une correction sans ré-entraînement. La réponse mesurée étant monotone par morceaux, on peut en principe l'inverser et injecter, pour un âge voulu, la valeur de condition qui le produit réellement (calibration post-hoc, src/sampling.py). Cette voie est ici sans objet : une fonction d'amplitude 7,7 ans n'est pas inversible sur une plage de 52 ans. Le code le détecte et refuse la calibration (applicable : false) au lieu d'habiller une absence de contrôle par une table de correspondance. Nous le mentionnons parce que la tentation inverse — publier une calibration qui « améliore » la métrique sans rien changer au modèle — est exactement le type d'artefact qu'une évaluation de système génératif doit exclure.</w:t>
+        <w:t xml:space="preserve">Nous avons d'abord cherché une correction sans ré-entraînement. La réponse mesurée étant monotone par morceaux, on peut en principe l'inverser et injecter, pour un âge voulu, la valeur de condition qui le produit réellement (calibration post-hoc, src/sampling.py). Cette voie est ici sans objet : une fonction d'amplitude 7,7 ans n'est pas inversible sur une plage de 52 ans. Le code le détecte et refuse la calibration (applicable : false) au lieu d'habiller une absence de contrôle par une table de correspondance. Nous le mentionnons parce que la tentation inverse (publier une calibration qui « améliore » la métrique sans rien changer au modèle) est exactement le type d'artefact qu'une évaluation de système génératif doit exclure.</w:t>
       </w:r>
     </w:p>
     <w:p>
@@ -4131,7 +4269,7 @@
           <w:sz w:val="22"/>
           <w:szCs w:val="22"/>
         </w:rPr>
-        <w:t xml:space="preserve">La seule correction rétablissant un contrôle véritable porte sur les données. Le mode --age-jitter tire l'âge uniformément dans la tranche annotée, bornée à 18-70 ans, au lieu d'en prendre le point médian. Le support redevient continu (285 valeurs distinctes sur un échantillon de 300 tirages, contre 5) et les 18-19 ans sont récupérés : le jeu d'entraînement passe de 64 599 à 73 702 images. Le modèle est repris depuis le checkpoint existant — les 18 heures déjà investies ne sont pas perdues — et affiné à faible pas d'apprentissage (5e-5) dans un répertoire distinct, afin que la comparaison avant/après reste reproductible.</w:t>
+        <w:t xml:space="preserve">La seule correction rétablissant un contrôle véritable porte sur les données. Le mode --age-jitter tire l'âge uniformément dans la tranche annotée, bornée à 18-70 ans, au lieu d'en prendre le point médian. Le support redevient continu (285 valeurs distinctes sur un échantillon de 300 tirages, contre 5) et les 18-19 ans sont récupérés : le jeu d'entraînement passe de 64 599 à 73 702 images. Le modèle est repris depuis le checkpoint existant (les 18 heures déjà investies ne sont pas perdues) et affiné à faible pas d'apprentissage (5e-5) dans un répertoire distinct, afin que la comparaison avant/après reste reproductible.</w:t>
       </w:r>
     </w:p>
     <w:p>
@@ -4157,7 +4295,7 @@
           <w:sz w:val="22"/>
           <w:szCs w:val="22"/>
         </w:rPr>
-        <w:t xml:space="preserve">Le modèle v2 reprend le checkpoint v1 et l'affine 8 epochs (99 100 steps au total) avec trois changements : support d'âge continu (--age-jitter, 73 702 images), masquage indépendant par attribut, et EMA ramenée de 0,9999 à 0,999 — à 0,9999 la demi-vie de la moyenne est d'environ trois epochs, et les poids servant à l'échantillonnage n'auraient rien reflété d'un affinage aussi court. Le répertoire d'entraînement est distinct, le modèle v1 reste disponible pour la comparaison.</w:t>
+        <w:t xml:space="preserve">Le modèle v2 reprend le checkpoint v1 et l'affine 8 epochs (99 100 steps au total) avec trois changements : support d'âge continu (--age-jitter, 73 702 images), masquage indépendant par attribut, et EMA ramenée de 0,9999 à 0,999, à 0,9999 la demi-vie de la moyenne est d'environ trois epochs, et les poids servant à l'échantillonnage n'auraient rien reflété d'un affinage aussi court. Le répertoire d'entraînement est distinct, le modèle v1 reste disponible pour la comparaison.</w:t>
       </w:r>
     </w:p>
     <w:p>
@@ -4330,7 +4468,7 @@
           <w:sz w:val="22"/>
           <w:szCs w:val="22"/>
         </w:rPr>
-        <w:t xml:space="preserve">et 5,8 ans sous guidage d'âge — contre 6,5 ans d'erreur du juge sur images réelles.</w:t>
+        <w:t xml:space="preserve">et 5,8 ans sous guidage d'âge, contre 6,5 ans d'erreur du juge sur images réelles.</w:t>
       </w:r>
     </w:p>
     <w:p>
@@ -4402,7 +4540,7 @@
           <w:sz w:val="22"/>
           <w:szCs w:val="22"/>
         </w:rPr>
-        <w:t xml:space="preserve">Par groupe démographique, le FID s'améliore partout (v1 : 60,3 à 74,9 ; v2 : 40,8 à 57,1) sans que la hiérarchie change : le groupe Black reste le moins bien modélisé, le groupe Indian le moins bien contrôlé en tonalité de peau (18,2 %). L'affinage relève le niveau général, il ne corrige pas l'inégalité entre groupes — conclusion cohérente avec le §4 et qu'il serait malhonnête de présenter comme un progrès d'équité.</w:t>
+        <w:t xml:space="preserve">Par groupe démographique, le FID s'améliore partout (v1 : 60,3 à 74,9 ; v2 : 40,8 à 57,1) sans que la hiérarchie change : le groupe Black reste le moins bien modélisé, le groupe Indian le moins bien contrôlé en tonalité de peau (18,2 %). L'affinage relève le niveau général, il ne corrige pas l'inégalité entre groupes, conclusion cohérente avec le §4 et qu'il serait malhonnête de présenter comme un progrès d'équité.</w:t>
       </w:r>
     </w:p>
     <w:p>
@@ -4491,7 +4629,7 @@
           <w:sz w:val="18"/>
           <w:szCs w:val="18"/>
         </w:rPr>
-        <w:t xml:space="preserve">Figure 7 - Guidage d'âge hybride : chaque année de MAE gagnée coûte environ 3,5 points de fidélité au genre. Le compromis est linéaire et sans point d'inflexion — il n'existe pas de réglage gratuit.</w:t>
+        <w:t xml:space="preserve">Figure 7 - Guidage d'âge hybride : chaque année de MAE gagnée coûte environ 3,5 points de fidélité au genre. Le compromis est linéaire et sans point d'inflexion, il n'existe pas de réglage gratuit.</w:t>
       </w:r>
     </w:p>
     <w:p>
@@ -4557,7 +4695,7 @@
           <w:sz w:val="22"/>
           <w:szCs w:val="22"/>
         </w:rPr>
-        <w:t xml:space="preserve">La résolution de 48 px étant la limite la plus visible du système, nous avons tenté de la doubler dans le temps restant. L'architecture s'y prête sans modification : l'attention étant placée à résolution/4, elle reste au troisième étage quelle que soit la taille d'entrée, et la liste des modules — donc les clés du state_dict — demeure identique. Le modèle 96 px a ainsi pu repartir des poids de v2 (vérification : zéro clé manquante, zéro clé inattendue) plutôt que d'un tirage aléatoire.</w:t>
+        <w:t xml:space="preserve">La résolution de 48 px étant la limite la plus visible du système, nous avons tenté de la doubler dans le temps restant. L'architecture s'y prête sans modification : l'attention étant placée à résolution/4, elle reste au troisième étage quelle que soit la taille d'entrée, et la liste des modules (donc les clés du state_dict) demeure identique. Le modèle 96 px a ainsi pu repartir des poids de v2 (vérification : zéro clé manquante, zéro clé inattendue) plutôt que d'un tirage aléatoire.</w:t>
       </w:r>
     </w:p>
     <w:p>
@@ -4597,7 +4735,7 @@
           <w:sz w:val="22"/>
           <w:szCs w:val="22"/>
         </w:rPr>
-        <w:t xml:space="preserve">Le suivi de qualité s'appuie sur les grilles de contrôle écrites périodiquement pendant l'entraînement (src/grid_stats.py). Elles sont échantillonnées avec les poids EMA et constituent donc un échantillon gratuit du modèle courant : deux indicateurs y sont mesurés — dérive colorimétrique et énergie du laplacien — puis comparés à la distribution des images réelles à la même résolution. Ce dispositif permet d'arbitrer en cours de route sans immobiliser le GPU.</w:t>
+        <w:t xml:space="preserve">Le suivi de qualité s'appuie sur les grilles de contrôle écrites périodiquement pendant l'entraînement (src/grid_stats.py). Elles sont échantillonnées avec les poids EMA et constituent donc un échantillon gratuit du modèle courant : deux indicateurs y sont mesurés (dérive colorimétrique et énergie du laplacien) puis comparés à la distribution des images réelles à la même résolution. Ce dispositif permet d'arbitrer en cours de route sans immobiliser le GPU.</w:t>
       </w:r>
     </w:p>
     <w:p>
@@ -4626,7 +4764,7 @@
           <w:sz w:val="22"/>
           <w:szCs w:val="22"/>
         </w:rPr>
-        <w:t xml:space="preserve">la première grille après le changement de résolution montre des visages dupliqués et empilés — des filtres calibrés pour un visage de 48 px se déclenchent plusieurs fois sur une image deux fois plus grande. Le défaut disparaît en une cinquantaine de minutes.</w:t>
+        <w:t xml:space="preserve">la première grille après le changement de résolution montre des visages dupliqués et empilés, des filtres calibrés pour un visage de 48 px se déclenchent plusieurs fois sur une image deux fois plus grande. Le défaut disparaît en une cinquantaine de minutes.</w:t>
       </w:r>
     </w:p>
     <w:p>
@@ -4758,7 +4896,7 @@
           <w:sz w:val="22"/>
           <w:szCs w:val="22"/>
         </w:rPr>
-        <w:t xml:space="preserve">Le conditionnement, lui, ne s'est pas transféré. L'amplitude de réponse en âge retombe à 10,8 ans et la MAE à 14,0 ans — le niveau de v1, c'est-à-dire l'état que la correction du §6 avait précisément levé. Les poids de conditionnement ont pourtant été repris intégralement : ce n'est pas une perte d'information mais une réadaptation inachevée. Le modèle a rétabli ses priorités dans l'ordre où le signal est le plus fort — structure, puis couleur — et le contrôle d'âge, déjà l'attribut le plus faible (§7.3), serait venu en dernier. Huit epochs sur quatorze n'y ont pas suffi.</w:t>
+        <w:t xml:space="preserve">Le conditionnement, lui, ne s'est pas transféré. L'amplitude de réponse en âge retombe à 10,8 ans et la MAE à 14,0 ans (le niveau de v1, c'est-à-dire l'état que la correction du §6 avait précisément levé. Les poids de conditionnement ont pourtant été repris intégralement : ce n'est pas une perte d'information mais une réadaptation inachevée. Le modèle a rétabli ses priorités dans l'ordre où le signal est le plus fort) structure, puis couleur, et le contrôle d'âge, déjà l'attribut le plus faible (§7.3), serait venu en dernier. Huit epochs sur quatorze n'y ont pas suffi.</w:t>
       </w:r>
     </w:p>
     <w:p>
@@ -4798,7 +4936,7 @@
           <w:sz w:val="22"/>
           <w:szCs w:val="22"/>
         </w:rPr>
-        <w:t xml:space="preserve">L'enseignement dépasse ce cas particulier. Un changement de résolution n'est pas une opération neutre sur un modèle conditionnel : il renégocie l'ordre dans lequel le réseau réalloue sa capacité, et les attributs les plus faiblement portés sont les premiers sacrifiés. Mesurer la seule qualité d'image aurait conclu au succès — les deux indicateurs visuels étaient au vert au moment de l'arrêt. C'est la courbe de réponse en âge, instrument construit au §6 pour un tout autre problème, qui a évité de livrer un modèle plus joli et moins contrôlable.</w:t>
+        <w:t xml:space="preserve">L'enseignement dépasse ce cas particulier. Un changement de résolution n'est pas une opération neutre sur un modèle conditionnel : il renégocie l'ordre dans lequel le réseau réalloue sa capacité, et les attributs les plus faiblement portés sont les premiers sacrifiés. Mesurer la seule qualité d'image aurait conclu au succès, les deux indicateurs visuels étaient au vert au moment de l'arrêt. C'est la courbe de réponse en âge, instrument construit au §6 pour un tout autre problème, qui a évité de livrer un modèle plus joli et moins contrôlable.</w:t>
       </w:r>
     </w:p>
     <w:p>
@@ -4839,7 +4977,7 @@
           <w:sz w:val="22"/>
           <w:szCs w:val="22"/>
         </w:rPr>
-        <w:t xml:space="preserve">le §6 en établit la cause dominante — un support d'âge dégénéré à cinq valeurs, qui rend la condition d'âge inopérante sur le modèle v1. Deux facteurs de mesure s'y ajoutent, sans l'expliquer : le juge commet déjà 6,5 ans d'erreur sur images réelles, et l'âge est difficile à estimer à 48 px. La planche d'interpolation (Figure 4) donne une impression de progression d'âge que la mesure systématique du §6 ne confirme pas : elle illustre la continuité de la trajectoire dans l'espace d'embedding, pas la fidélité de l'âge produit.</w:t>
+        <w:t xml:space="preserve">le §6 en établit la cause dominante, un support d'âge dégénéré à cinq valeurs, qui rend la condition d'âge inopérante sur le modèle v1. Deux facteurs de mesure s'y ajoutent, sans l'expliquer : le juge commet déjà 6,5 ans d'erreur sur images réelles, et l'âge est difficile à estimer à 48 px. La planche d'interpolation (Figure 4) donne une impression de progression d'âge que la mesure systématique du §6 ne confirme pas : elle illustre la continuité de la trajectoire dans l'espace d'embedding, pas la fidélité de l'âge produit.</w:t>
       </w:r>
     </w:p>
     <w:p>

--- a/rapport/Rapport_Experiences_Resultats.docx
+++ b/rapport/Rapport_Experiences_Resultats.docx
@@ -54,6 +54,35 @@
           <w:szCs w:val="22"/>
         </w:rPr>
         <w:t xml:space="preserve">DDPM conditionnel + Classifier-Free Guidance vs cGAN - entraînement from scratch sur FairFace</w:t>
+      </w:r>
+    </w:p>
+    <w:p>
+      <w:pPr>
+        <w:spacing w:after="60" w:before="200"/>
+        <w:jc w:val="center"/>
+      </w:pPr>
+      <w:r>
+        <w:rPr>
+          <w:rFonts w:ascii="Calibri" w:cs="Calibri" w:eastAsia="Calibri" w:hAnsi="Calibri"/>
+          <w:color w:val="666666"/>
+          <w:sz w:val="20"/>
+          <w:szCs w:val="20"/>
+        </w:rPr>
+        <w:t xml:space="preserve">Travail réalisé par</w:t>
+      </w:r>
+    </w:p>
+    <w:p>
+      <w:pPr>
+        <w:spacing w:after="200"/>
+        <w:jc w:val="center"/>
+      </w:pPr>
+      <w:r>
+        <w:rPr>
+          <w:rFonts w:ascii="Calibri" w:cs="Calibri" w:eastAsia="Calibri" w:hAnsi="Calibri"/>
+          <w:sz w:val="22"/>
+          <w:szCs w:val="22"/>
+        </w:rPr>
+        <w:t xml:space="preserve">Edouard LOUAMOU · Isaac KOUMOUS · Jeffrey TANDJEU · Kelian SUAMI</w:t>
       </w:r>
     </w:p>
     <w:p>
@@ -1660,15 +1689,15 @@
           <w:sz w:val="22"/>
           <w:szCs w:val="22"/>
         </w:rPr>
-        <w:t xml:space="preserve">Le résultat central est sans ambiguïté : à budget, données et conditionnement identiques, la diffusion domine le GAN sur tous les axes de qualité. </w:t>
-      </w:r>
-      <w:r>
-        <w:rPr>
-          <w:rFonts w:ascii="Calibri" w:cs="Calibri" w:eastAsia="Calibri" w:hAnsi="Calibri"/>
-          <w:sz w:val="22"/>
-          <w:szCs w:val="22"/>
-        </w:rPr>
-        <w:t xml:space="preserve">L'écart le plus instructif n'est pas le FID mais la diversité LPIPS : 0,001 pour le cGAN signifie qu'à attributs fixés, il produit quasiment toujours le même visage - un mode collapse conditionnel caractérisé, pathologie classique des GAN que la littérature décrit (Goodfellow 2014 ; Mescheder 2018) et que notre protocole rend directement mesurable. Le DDPM, entraîné par simple régression du bruit, y échappe structurellement (0,401, bien au-dessus du seuil de 0,2). Ce constat expérimental valide a posteriori le choix architectural défendu dans l'état de l'art.</w:t>
+        <w:t xml:space="preserve">Le constat principal est le suivant : à budget, données et conditionnement identiques, la diffusion domine le GAN sur tous les axes de qualité. </w:t>
+      </w:r>
+      <w:r>
+        <w:rPr>
+          <w:rFonts w:ascii="Calibri" w:cs="Calibri" w:eastAsia="Calibri" w:hAnsi="Calibri"/>
+          <w:sz w:val="22"/>
+          <w:szCs w:val="22"/>
+        </w:rPr>
+        <w:t xml:space="preserve">L'écart le plus instructif concerne moins le FID que la diversité LPIPS : 0,001 pour le cGAN signifie qu'à attributs fixés, il produit quasiment toujours le même visage - un mode collapse conditionnel caractérisé, pathologie classique des GAN que la littérature décrit (Goodfellow 2014 ; Mescheder 2018) et que notre protocole rend directement mesurable. Le DDPM, entraîné par simple régression du bruit, y échappe structurellement (0,401, bien au-dessus du seuil de 0,2). Ce constat expérimental valide a posteriori le choix architectural défendu dans l'état de l'art.</w:t>
       </w:r>
     </w:p>
     <w:p>
@@ -4091,7 +4120,7 @@
           <w:sz w:val="22"/>
           <w:szCs w:val="22"/>
         </w:rPr>
-        <w:t xml:space="preserve">Le résultat est sans appel : la réponse est plate. L'âge perçu reste confiné entre 36,4 et 44,1 ans (une amplitude de 7,7 ans) alors que la consigne balaie 52 ans. Le modèle ne se contente pas d'être imprécis sur l'âge : il ignore la condition et reproduit systématiquement l'âge moyen du jeu de données. La MAE de 12,5 ans n'est donc pas une erreur de contrôle, c'est la dispersion résiduelle d'une distribution non conditionnée.</w:t>
+        <w:t xml:space="preserve">Le constat est le suivant : la réponse mesurée est plate. L'âge perçu reste confiné entre 36,4 et 44,1 ans (une amplitude de 7,7 ans) alors que la consigne balaie 52 ans. Le modèle ignore donc la condition d'âge et reproduit systématiquement l'âge moyen du jeu de données. La MAE de 12,5 ans n'est donc pas une erreur de contrôle, c'est la dispersion résiduelle d'une distribution non conditionnée.</w:t>
       </w:r>
     </w:p>
     <w:p>
@@ -4117,7 +4146,7 @@
           <w:sz w:val="22"/>
           <w:szCs w:val="22"/>
         </w:rPr>
-        <w:t xml:space="preserve">L'explication n'est pas dans le modèle mais dans le chargeur de données. FairFace n'annote pas l'âge à l'année mais par tranches (0-2, 3-9, 10-19, 20-29, …). Notre pipeline ramenait chaque tranche à son point médian, puis appliquait le filtre 18-70 ans imposé par le sujet. L'enchaînement de ces deux opérations, anodin en apparence, a deux conséquences que la lecture des seules métriques agrégées ne pouvait pas révéler :</w:t>
+        <w:t xml:space="preserve">La cause se situe au niveau du chargeur de données. FairFace n'annote pas l'âge à l'année mais par tranches (0-2, 3-9, 10-19, 20-29, …). Notre pipeline ramenait chaque tranche à son point médian, puis appliquait le filtre 18-70 ans imposé par le sujet. L'enchaînement de ces deux opérations, anodin en apparence, a deux conséquences que la lecture des seules métriques agrégées ne pouvait pas révéler :</w:t>
       </w:r>
     </w:p>
     <w:p>
@@ -4203,7 +4232,7 @@
           <w:sz w:val="22"/>
           <w:szCs w:val="22"/>
         </w:rPr>
-        <w:t xml:space="preserve">Deux éléments confirment que le défaut est spécifique à l'âge et non un échec général du conditionnement. D'une part le genre (89,6 %) et la peau (45,8 %, pour un plafond de juge à 62 %) sont correctement suivis, et leurs supports d'entraînement sont complets. D'autre part le balayage du guidage (§3) montre des pentes très différentes selon l'attribut : de w = 1 à w = 8, la fidélité au genre passe de 71,1 % à 97,0 % et celle à la peau de 25,6 % à 64,8 %, tandis que la MAE d'âge ne gagne que 2,9 ans (14,0 → 11,1). Amplifier le guidage ne fait pas émerger une information que les données n'ont jamais portée.</w:t>
+        <w:t xml:space="preserve">Deux éléments confirment que le défaut est spécifique à l'âge et non un échec général du conditionnement. D'une part le genre (89,6 %) et la peau (45,8 %, pour un plafond de juge à 62 %) sont correctement suivis, et leurs supports d'entraînement sont complets. D'autre part le balayage du guidage (§3) montre des pentes très différentes selon l'attribut : de w = 1 à w = 8, la fidélité au genre passe de 71,1 % à 97,0 % et celle à la peau de 25,6 % à 64,8 %, tandis que la MAE d'âge ne progresse que de 2,9 ans (14,0 → 11,1). Amplifier le guidage ne fait pas émerger une information que les données n'ont jamais portée.</w:t>
       </w:r>
     </w:p>
     <w:p>
@@ -4229,7 +4258,7 @@
           <w:sz w:val="22"/>
           <w:szCs w:val="22"/>
         </w:rPr>
-        <w:t xml:space="preserve">Nous avons d'abord cherché une correction sans ré-entraînement. La réponse mesurée étant monotone par morceaux, on peut en principe l'inverser et injecter, pour un âge voulu, la valeur de condition qui le produit réellement (calibration post-hoc, src/sampling.py). Cette voie est ici sans objet : une fonction d'amplitude 7,7 ans n'est pas inversible sur une plage de 52 ans. Le code le détecte et refuse la calibration (applicable : false) au lieu d'habiller une absence de contrôle par une table de correspondance. Nous le mentionnons parce que la tentation inverse (publier une calibration qui « améliore » la métrique sans rien changer au modèle) est exactement le type d'artefact qu'une évaluation de système génératif doit exclure.</w:t>
+        <w:t xml:space="preserve">Nous avons d'abord cherché une correction sans ré-entraînement. La réponse mesurée étant monotone par morceaux, on peut en principe l'inverser et injecter, pour un âge voulu, la valeur de condition qui le produit réellement (calibration post-hoc, src/sampling.py). Cette voie s'avère ici inapplicable : une fonction d'amplitude 7,7 ans n'est pas inversible sur une plage de 52 ans. Le code le détecte et refuse la calibration (applicable : false) plutôt que de compenser par une table de correspondance une absence de contrôle. La démarche inverse (publier une calibration qui « améliore » la métrique sans rien changer au modèle) constituant précisément le type d'artefact qu'une évaluation de système génératif doit exclure.</w:t>
       </w:r>
     </w:p>
     <w:p>
@@ -4398,7 +4427,7 @@
           <w:sz w:val="22"/>
           <w:szCs w:val="22"/>
         </w:rPr>
-        <w:t xml:space="preserve">L'ablation sépare les trois correctifs, et aucun ne suffit seul. Corriger les seules données ne produit rien de mesurable (amplitude 5,1 ans après une epoch) : le réseau avait déjà appris à ignorer l'âge. Le masquage indépendant fait passer l'amplitude à 16,2 ans, le guidage d'âge à 29,7 ans. C'est le diagnostic du §6 qui rend cette décomposition possible : une MAE agrégée n'aurait signalé ni la cause ni la part de chaque remède.</w:t>
+        <w:t xml:space="preserve">L'ablation sépare les trois correctifs, et aucun ne suffit seul. Corriger les seules données ne produit rien de mesurable (amplitude 5,1 ans après une epoch) : le réseau avait déjà appris à ignorer l'âge. Le masquage indépendant fait passer l'amplitude à 16,2 ans, le guidage d'âge à 29,7 ans. Cette décomposition est rendue possible par le diagnostic du §6 : une MAE agrégée n'aurait signalé ni la cause ni la part de chaque remède.</w:t>
       </w:r>
     </w:p>
     <w:p>
@@ -4540,7 +4569,7 @@
           <w:sz w:val="22"/>
           <w:szCs w:val="22"/>
         </w:rPr>
-        <w:t xml:space="preserve">Par groupe démographique, le FID s'améliore partout (v1 : 60,3 à 74,9 ; v2 : 40,8 à 57,1) sans que la hiérarchie change : le groupe Black reste le moins bien modélisé, le groupe Indian le moins bien contrôlé en tonalité de peau (18,2 %). L'affinage relève le niveau général, il ne corrige pas l'inégalité entre groupes, conclusion cohérente avec le §4 et qu'il serait malhonnête de présenter comme un progrès d'équité.</w:t>
+        <w:t xml:space="preserve">Par groupe démographique, le FID s'améliore partout (v1 : 60,3 à 74,9 ; v2 : 40,8 à 57,1) sans que la hiérarchie change : le groupe Black reste le moins bien modélisé, le groupe Indian le moins bien contrôlé en tonalité de peau (18,2 %). L'affinage relève le niveau général, il ne corrige pas l'inégalité entre groupes, conclusion cohérente avec le §4 et qu'il serait inexact de présenter comme un progrès d'équité.</w:t>
       </w:r>
     </w:p>
     <w:p>
@@ -4566,7 +4595,7 @@
           <w:sz w:val="22"/>
           <w:szCs w:val="22"/>
         </w:rPr>
-        <w:t xml:space="preserve">Le guidage propre à l'âge a été mesuré sous deux formes. La forme compositionnelle pure remplace la condition conjointe par une somme de branches mono-attribut : l'âge gagne (MAE 5,8 ans) mais tout le reste s'effondre (FID 24,0 → 56,4, genre 86,8 → 67,7 %). La forme hybride, qui conserve la branche conjointe et n'ajoute qu'un supplément d'âge, avait été conçue pour éviter cette perte. Elle ne l'évite pas : elle l'adoucit.</w:t>
+        <w:t xml:space="preserve">Le guidage propre à l'âge a été mesuré sous deux formes. La forme compositionnelle pure remplace la condition conjointe par une somme de branches mono-attribut : le contrôle d'âge progresse (MAE 5,8 ans) mais les autres indicateurs se dégradent fortement (FID 24,0 → 56,4, genre 86,8 → 67,7 %). La forme hybride, qui conserve la branche conjointe et n'ajoute qu'un supplément d'âge, avait été conçue pour éviter cette perte. Elle ne l'évite pas : elle l'adoucit.</w:t>
       </w:r>
     </w:p>
     <w:p>
@@ -4681,7 +4710,7 @@
         <w:rPr>
           <w:rFonts w:ascii="Calibri" w:cs="Calibri" w:eastAsia="Calibri" w:hAnsi="Calibri"/>
         </w:rPr>
-        <w:t xml:space="preserve">9. Tentative de montée en résolution : un échec instructif</w:t>
+        <w:t xml:space="preserve">9. Tentative de montée en résolution : analyse d'un échec</w:t>
       </w:r>
     </w:p>
     <w:p>
@@ -4896,7 +4925,7 @@
           <w:sz w:val="22"/>
           <w:szCs w:val="22"/>
         </w:rPr>
-        <w:t xml:space="preserve">Le conditionnement, lui, ne s'est pas transféré. L'amplitude de réponse en âge retombe à 10,8 ans et la MAE à 14,0 ans (le niveau de v1, c'est-à-dire l'état que la correction du §6 avait précisément levé. Les poids de conditionnement ont pourtant été repris intégralement : ce n'est pas une perte d'information mais une réadaptation inachevée. Le modèle a rétabli ses priorités dans l'ordre où le signal est le plus fort) structure, puis couleur, et le contrôle d'âge, déjà l'attribut le plus faible (§7.3), serait venu en dernier. Huit epochs sur quatorze n'y ont pas suffi.</w:t>
+        <w:t xml:space="preserve">Le conditionnement, lui, ne s'est pas transféré. L'amplitude de réponse en âge retombe à 10,8 ans et la MAE à 14,0 ans, soit le niveau de v1, c'est-à-dire l'état que la correction du §6 avait précisément levé. Les poids de conditionnement ont pourtant été repris intégralement : il s'agit donc d'une réadaptation inachevée et non d'une perte d'information. Le modèle a rétabli ses priorités dans l'ordre où le signal est le plus fort : structure, puis couleur. Le contrôle d'âge, déjà l'attribut le plus faiblement porté (§7.3), serait venu en dernier. Huit epochs sur quatorze n'ont pas suffi à ce rétablissement.</w:t>
       </w:r>
     </w:p>
     <w:p>
@@ -4922,7 +4951,7 @@
           <w:sz w:val="22"/>
           <w:szCs w:val="22"/>
         </w:rPr>
-        <w:t xml:space="preserve">Le modèle livré reste donc v2 en 48 px. Le sujet demande un contrôle précis des attributs ; la résolution est une contrainte de moyens, documentée et assumée. Échanger un contrôle acquis et mesuré contre du piqué reviendrait à troquer une exigence contre un agrément.</w:t>
+        <w:t xml:space="preserve">Le modèle livré reste donc v2 en 48 px. Le sujet demande un contrôle précis des attributs ; la résolution est une contrainte de moyens, documentée et assumée. Privilégier la finesse de rendu au détriment d'un contrôle acquis et mesuré reviendrait à subordonner une exigence du sujet à un critère secondaire.</w:t>
       </w:r>
     </w:p>
     <w:p>
@@ -4936,7 +4965,7 @@
           <w:sz w:val="22"/>
           <w:szCs w:val="22"/>
         </w:rPr>
-        <w:t xml:space="preserve">L'enseignement dépasse ce cas particulier. Un changement de résolution n'est pas une opération neutre sur un modèle conditionnel : il renégocie l'ordre dans lequel le réseau réalloue sa capacité, et les attributs les plus faiblement portés sont les premiers sacrifiés. Mesurer la seule qualité d'image aurait conclu au succès, les deux indicateurs visuels étaient au vert au moment de l'arrêt. C'est la courbe de réponse en âge, instrument construit au §6 pour un tout autre problème, qui a évité de livrer un modèle plus joli et moins contrôlable.</w:t>
+        <w:t xml:space="preserve">L'enseignement dépasse ce cas particulier. Un changement de résolution n'est pas une opération neutre sur un modèle conditionnel : il renégocie l'ordre dans lequel le réseau réalloue sa capacité, et les attributs les plus faiblement portés sont les premiers affectés. Une évaluation limitée à la qualité d'image aurait conclu au succès, les deux indicateurs visuels étaient au vert au moment de l'arrêt. La courbe de réponse en âge, construite au §6 pour un autre usage, a permis d'écarter un modèle plus net mais moins contrôlable.</w:t>
       </w:r>
     </w:p>
     <w:p>

--- a/rapport/Rapport_Experiences_Resultats.docx
+++ b/rapport/Rapport_Experiences_Resultats.docx
@@ -4699,6 +4699,32 @@
           <w:szCs w:val="22"/>
         </w:rPr>
         <w:t xml:space="preserve">Le modèle livré est v2 en guidage standard (w = 3, supplément d'âge nul) : FID 24,0, MAE d'âge 10,8 ans, genre 86,8 %. Il domine v1 sur le réalisme et sur le contrôle d'âge sans contrepartie à défendre. Le supplément de guidage d'âge reste exposé dans le démonstrateur et documenté par la figure 7 : c'est un curseur que l'utilisateur actionne en connaissance du prix, pas un réglage par défaut.</w:t>
+      </w:r>
+    </w:p>
+    <w:p>
+      <w:pPr>
+        <w:pStyle w:val="Heading2"/>
+        <w:spacing w:after="120" w:before="240"/>
+      </w:pPr>
+      <w:r>
+        <w:rPr>
+          <w:rFonts w:ascii="Calibri" w:cs="Calibri" w:eastAsia="Calibri" w:hAnsi="Calibri"/>
+        </w:rPr>
+        <w:t xml:space="preserve">8.1 Filtre colorimétrique du démonstrateur</w:t>
+      </w:r>
+    </w:p>
+    <w:p>
+      <w:pPr>
+        <w:spacing w:after="160" w:line="300"/>
+        <w:jc w:val="both"/>
+      </w:pPr>
+      <w:r>
+        <w:rPr>
+          <w:rFonts w:ascii="Calibri" w:cs="Calibri" w:eastAsia="Calibri" w:hAnsi="Calibri"/>
+          <w:sz w:val="22"/>
+          <w:szCs w:val="22"/>
+        </w:rPr>
+        <w:t xml:space="preserve">Une fraction des tirages sort de la plage colorimétrique des visages réels, le plus souvent sous la forme d'une dominante verte. Le critère retenu est l'excès de vert, défini comme la moyenne du canal vert moins le plus fort des canaux rouge et bleu. Sur 1024 visages réels de FairFace, sa médiane vaut -0,123 et son 99e centile 0,000 : un visage humain n'est jamais dominé par le vert. Les tirages concernés atteignent +0,085 alors que leur saturation globale reste sous le seuil, si bien qu'un critère de saturation les laissait passer. 16,1 % des tirages franchissent ce seuil, mesuré sur 192 échantillons ; ils sont régénérés, ce qui ramène le taux résiduel à zéro. Ce filtre est réservé au démonstrateur et reste désactivable : appliqué pendant une évaluation, il améliorerait le FID en écartant les mauvais tirages du modèle. Toutes les métriques rapportées ici sont mesurées sans lui.</w:t>
       </w:r>
     </w:p>
     <w:p>

--- a/rapport/Rapport_Experiences_Resultats.docx
+++ b/rapport/Rapport_Experiences_Resultats.docx
@@ -4710,7 +4710,7 @@
         <w:rPr>
           <w:rFonts w:ascii="Calibri" w:cs="Calibri" w:eastAsia="Calibri" w:hAnsi="Calibri"/>
         </w:rPr>
-        <w:t xml:space="preserve">8.1 Filtre colorimétrique du démonstrateur</w:t>
+        <w:t xml:space="preserve">8.1 Fidélité colorimétrique : un biais d'éclaircissement</w:t>
       </w:r>
     </w:p>
     <w:p>
@@ -4724,7 +4724,49 @@
           <w:sz w:val="22"/>
           <w:szCs w:val="22"/>
         </w:rPr>
-        <w:t xml:space="preserve">Une fraction des tirages sort de la plage colorimétrique des visages réels, le plus souvent sous la forme d'une dominante verte. Le critère retenu est l'excès de vert, défini comme la moyenne du canal vert moins le plus fort des canaux rouge et bleu. Sur 1024 visages réels de FairFace, sa médiane vaut -0,123 et son 99e centile 0,000 : un visage humain n'est jamais dominé par le vert. Les tirages concernés atteignent +0,085 alors que leur saturation globale reste sous le seuil, si bien qu'un critère de saturation les laissait passer. 16,1 % des tirages franchissent ce seuil, mesuré sur 192 échantillons ; ils sont régénérés, ce qui ramène le taux résiduel à zéro. Ce filtre est réservé au démonstrateur et reste désactivable : appliqué pendant une évaluation, il améliorerait le FID en écartant les mauvais tirages du modèle. Toutes les métriques rapportées ici sont mesurées sans lui.</w:t>
+        <w:t xml:space="preserve">La mise en ligne du démonstrateur a révélé un défaut que les métriques agrégées ne faisaient pas apparaître : une part notable des tirages présente une dominante colorée franche, bleue, cyan ou verte. L'examen des statistiques par canal montre que le phénomène recouvre deux problèmes distincts, dont un seul se corrige.</w:t>
+      </w:r>
+    </w:p>
+    <w:p>
+      <w:pPr>
+        <w:spacing w:after="160" w:line="300"/>
+        <w:jc w:val="both"/>
+      </w:pPr>
+      <w:r>
+        <w:rPr>
+          <w:rFonts w:ascii="Calibri" w:cs="Calibri" w:eastAsia="Calibri" w:hAnsi="Calibri"/>
+          <w:sz w:val="22"/>
+          <w:szCs w:val="22"/>
+        </w:rPr>
+        <w:t xml:space="preserve">Le premier est un biais systématique. En comparant la luminance moyenne des visages produits à celle des images réelles du même groupe, sur 48 tirages par groupe, le modèle éclaircit la peau de 0,053 en moyenne. L'écart n'est pas uniforme : il atteint 0,095 pour le groupe Black (0,323 dans les données réelles contre 0,418 en génération) contre 0,034 pour le groupe White. L'étendue de luminance entre groupes passe ainsi de 0,088 à 0,060, soit une compression de 32 % : les sept groupes se ressemblent davantage entre eux que dans les données. La corrélation des classements reste positive (+0,71), le modèle ordonne donc encore correctement les groupes, mais il en atténue les différences et éclaircit d'autant plus que la peau est foncée.</w:t>
+      </w:r>
+    </w:p>
+    <w:p>
+      <w:pPr>
+        <w:spacing w:after="160" w:line="300"/>
+        <w:jc w:val="both"/>
+      </w:pPr>
+      <w:r>
+        <w:rPr>
+          <w:rFonts w:ascii="Calibri" w:cs="Calibri" w:eastAsia="Calibri" w:hAnsi="Calibri"/>
+          <w:sz w:val="22"/>
+          <w:szCs w:val="22"/>
+        </w:rPr>
+        <w:t xml:space="preserve">Ce constat prolonge l'analyse d'équité du §4 sur un autre axe. La fidélité mesurée par le classifieur portait sur l'appartenance au groupe ; la mesure colorimétrique montre que, même lorsque le groupe est reconnu, la teinte produite dérive vers un centre commun. Le défaut est d'autant plus sensible qu'il concerne l'attribut le plus visible du sujet, et qu'il pénalise préférentiellement les peaux foncées. Aucun post-traitement n'a été appliqué pour le corriger : ramener les couleurs vers les statistiques réelles du groupe demandé reviendrait à fabriquer la fidélité de l'attribut que nous prétendons mesurer.</w:t>
+      </w:r>
+    </w:p>
+    <w:p>
+      <w:pPr>
+        <w:spacing w:after="160" w:line="300"/>
+        <w:jc w:val="both"/>
+      </w:pPr>
+      <w:r>
+        <w:rPr>
+          <w:rFonts w:ascii="Calibri" w:cs="Calibri" w:eastAsia="Calibri" w:hAnsi="Calibri"/>
+          <w:sz w:val="22"/>
+          <w:szCs w:val="22"/>
+        </w:rPr>
+        <w:t xml:space="preserve">Le second problème est celui des tirages franchement aberrants. Le démonstrateur écarte ceux dont la moyenne d'un canal s'éloigne de plus de 3,21 écarts-types des statistiques des visages réels, seuil correspondant à leur 99,5e centile ; les tirages concernés sont régénérés. Le taux atteint 27 à 29 % selon la tonalité demandée, ce qui situe l'ampleur du défaut : il ne s'agit pas d'accidents rares. Ni le nombre de pas de débruitage (30, 50 ou 80) ni l'échelle de guidage (1,5 à 3) ne le réduisent, ce qui écarte un réglage d'échantillonnage comme cause. Ce filtre est réservé au démonstrateur et reste désactivable ; aucune des métriques de ce rapport ne l'utilise, sans quoi le FID serait amélioré par la seule exclusion des mauvais tirages du modèle.</w:t>
       </w:r>
     </w:p>
     <w:p>
